--- a/06-学生侧材料/讲义/2026-06-23-共价键理论.docx
+++ b/06-学生侧材料/讲义/2026-06-23-共价键理论.docx
@@ -2,7 +2,7 @@
 <file path=word/document.xml><?xml version="1.0" encoding="utf-8"?>
 <w:document xmlns:w="http://schemas.openxmlformats.org/wordprocessingml/2006/main" xmlns:m="http://schemas.openxmlformats.org/officeDocument/2006/math" xmlns:r="http://schemas.openxmlformats.org/officeDocument/2006/relationships" xmlns:o="urn:schemas-microsoft-com:office:office" xmlns:v="urn:schemas-microsoft-com:vml" xmlns:w10="urn:schemas-microsoft-com:office:word" xmlns:a="http://schemas.openxmlformats.org/drawingml/2006/main" xmlns:pic="http://schemas.openxmlformats.org/drawingml/2006/picture" xmlns:wp="http://schemas.openxmlformats.org/drawingml/2006/wordprocessingDrawing">
   <w:body>
-    <w:bookmarkStart w:id="43" w:name="第四讲共价键理论"/>
+    <w:bookmarkStart w:id="64" w:name="第四讲共价键理论"/>
     <w:p>
       <w:pPr>
         <w:pStyle w:val="Heading1"/>
@@ -186,7 +186,7 @@
       </w:r>
     </w:p>
     <w:bookmarkEnd w:id="9"/>
-    <w:bookmarkStart w:id="23" w:name="一核心概念"/>
+    <w:bookmarkStart w:id="38" w:name="一核心概念"/>
     <w:p>
       <w:pPr>
         <w:pStyle w:val="Heading2"/>
@@ -422,7 +422,7 @@
           <w:p>
             <w:pPr>
               <w:pStyle w:val="Compact"/>
-              <w:jc w:val="left"/>
+              <w:jc w:val="center"/>
             </w:pPr>
             <w:r>
               <w:rPr>
@@ -438,7 +438,7 @@
           <w:p>
             <w:pPr>
               <w:pStyle w:val="Compact"/>
-              <w:jc w:val="left"/>
+              <w:jc w:val="center"/>
             </w:pPr>
             <w:r>
               <w:rPr>
@@ -454,7 +454,7 @@
           <w:p>
             <w:pPr>
               <w:pStyle w:val="Compact"/>
-              <w:jc w:val="left"/>
+              <w:jc w:val="center"/>
             </w:pPr>
             <w:r>
               <w:rPr>
@@ -470,7 +470,7 @@
           <w:p>
             <w:pPr>
               <w:pStyle w:val="Compact"/>
-              <w:jc w:val="left"/>
+              <w:jc w:val="center"/>
             </w:pPr>
             <w:r>
               <w:rPr>
@@ -488,7 +488,7 @@
           <w:p>
             <w:pPr>
               <w:pStyle w:val="Compact"/>
-              <w:jc w:val="left"/>
+              <w:jc w:val="center"/>
             </w:pPr>
             <w:r>
               <w:rPr>
@@ -505,7 +505,7 @@
           <w:p>
             <w:pPr>
               <w:pStyle w:val="Compact"/>
-              <w:jc w:val="left"/>
+              <w:jc w:val="center"/>
             </w:pPr>
             <w:r>
               <w:rPr>
@@ -520,7 +520,7 @@
           <w:p>
             <w:pPr>
               <w:pStyle w:val="Compact"/>
-              <w:jc w:val="left"/>
+              <w:jc w:val="center"/>
             </w:pPr>
             <w:r>
               <w:rPr>
@@ -535,7 +535,7 @@
           <w:p>
             <w:pPr>
               <w:pStyle w:val="Compact"/>
-              <w:jc w:val="left"/>
+              <w:jc w:val="center"/>
             </w:pPr>
             <w:r>
               <w:rPr>
@@ -552,7 +552,7 @@
           <w:p>
             <w:pPr>
               <w:pStyle w:val="Compact"/>
-              <w:jc w:val="left"/>
+              <w:jc w:val="center"/>
             </w:pPr>
             <w:r>
               <w:rPr>
@@ -569,7 +569,7 @@
           <w:p>
             <w:pPr>
               <w:pStyle w:val="Compact"/>
-              <w:jc w:val="left"/>
+              <w:jc w:val="center"/>
             </w:pPr>
             <w:r>
               <w:rPr>
@@ -584,7 +584,7 @@
           <w:p>
             <w:pPr>
               <w:pStyle w:val="Compact"/>
-              <w:jc w:val="left"/>
+              <w:jc w:val="center"/>
             </w:pPr>
             <w:r>
               <w:rPr>
@@ -599,7 +599,7 @@
           <w:p>
             <w:pPr>
               <w:pStyle w:val="Compact"/>
-              <w:jc w:val="left"/>
+              <w:jc w:val="center"/>
             </w:pPr>
             <w:r>
               <w:rPr>
@@ -616,7 +616,7 @@
           <w:p>
             <w:pPr>
               <w:pStyle w:val="Compact"/>
-              <w:jc w:val="left"/>
+              <w:jc w:val="center"/>
             </w:pPr>
             <w:r>
               <w:rPr>
@@ -633,7 +633,7 @@
           <w:p>
             <w:pPr>
               <w:pStyle w:val="Compact"/>
-              <w:jc w:val="left"/>
+              <w:jc w:val="center"/>
             </w:pPr>
             <w:r>
               <w:rPr>
@@ -648,7 +648,7 @@
           <w:p>
             <w:pPr>
               <w:pStyle w:val="Compact"/>
-              <w:jc w:val="left"/>
+              <w:jc w:val="center"/>
             </w:pPr>
             <w:r>
               <w:rPr>
@@ -663,7 +663,7 @@
           <w:p>
             <w:pPr>
               <w:pStyle w:val="Compact"/>
-              <w:jc w:val="left"/>
+              <w:jc w:val="center"/>
             </w:pPr>
             <w:r>
               <w:rPr>
@@ -1395,6 +1395,12 @@
       <m:oMathPara>
         <m:oMathParaPr>
           <m:jc m:val="center"/>
+          <m:ctrlPr>
+            <w:rPr>
+              <w:sz w:val="28"/>
+              <w:szCs w:val="28"/>
+            </w:rPr>
+          </m:ctrlPr>
         </m:oMathParaPr>
         <m:oMath>
           <m:r>
@@ -1527,12 +1533,6 @@
         <w:pStyle w:val="BlockText"/>
       </w:pPr>
       <w:r>
-        <w:t xml:space="preserve">💡</w:t>
-      </w:r>
-      <w:r>
-        <w:t xml:space="preserve"> </w:t>
-      </w:r>
-      <w:r>
         <w:rPr>
           <w:rFonts w:hint="eastAsia" w:eastAsia="SimSun" w:ascii="Times New Roman" w:hAnsi="Times New Roman"/>
           <w:b/>
@@ -1780,7 +1780,7 @@
     </w:p>
     <w:bookmarkEnd w:id="15"/>
     <w:bookmarkEnd w:id="16"/>
-    <w:bookmarkStart w:id="18" w:name="vsepr-理论猜形状"/>
+    <w:bookmarkStart w:id="21" w:name="vsepr-理论猜形状"/>
     <w:p>
       <w:pPr>
         <w:pStyle w:val="Heading3"/>
@@ -1843,7 +1843,7 @@
         <w:t xml:space="preserve">孤电子对）互相排斥，趋向于尽可能远离。</w:t>
       </w:r>
     </w:p>
-    <w:bookmarkStart w:id="17" w:name="axₙeₘ-模型"/>
+    <w:bookmarkStart w:id="20" w:name="axₙeₘ-模型"/>
     <w:p>
       <w:pPr>
         <w:pStyle w:val="Heading4"/>
@@ -1988,7 +1988,7 @@
           <w:p>
             <w:pPr>
               <w:pStyle w:val="Compact"/>
-              <w:jc w:val="left"/>
+              <w:jc w:val="center"/>
             </w:pPr>
             <w:r>
               <w:rPr>
@@ -2004,7 +2004,7 @@
           <w:p>
             <w:pPr>
               <w:pStyle w:val="Compact"/>
-              <w:jc w:val="left"/>
+              <w:jc w:val="center"/>
             </w:pPr>
             <w:r>
               <w:rPr>
@@ -2020,7 +2020,7 @@
           <w:p>
             <w:pPr>
               <w:pStyle w:val="Compact"/>
-              <w:jc w:val="left"/>
+              <w:jc w:val="center"/>
             </w:pPr>
             <w:r>
               <w:rPr>
@@ -2052,7 +2052,7 @@
           <w:p>
             <w:pPr>
               <w:pStyle w:val="Compact"/>
-              <w:jc w:val="left"/>
+              <w:jc w:val="center"/>
             </w:pPr>
             <w:r>
               <w:rPr>
@@ -2085,7 +2085,7 @@
           <w:p>
             <w:pPr>
               <w:pStyle w:val="Compact"/>
-              <w:jc w:val="left"/>
+              <w:jc w:val="center"/>
             </w:pPr>
             <w:r>
               <w:rPr>
@@ -2100,7 +2100,7 @@
           <w:p>
             <w:pPr>
               <w:pStyle w:val="Compact"/>
-              <w:jc w:val="left"/>
+              <w:jc w:val="center"/>
             </w:pPr>
             <w:r>
               <w:rPr>
@@ -2115,7 +2115,7 @@
           <w:p>
             <w:pPr>
               <w:pStyle w:val="Compact"/>
-              <w:jc w:val="left"/>
+              <w:jc w:val="center"/>
             </w:pPr>
             <w:r>
               <w:rPr>
@@ -2145,7 +2145,7 @@
           <w:p>
             <w:pPr>
               <w:pStyle w:val="Compact"/>
-              <w:jc w:val="left"/>
+              <w:jc w:val="center"/>
             </w:pPr>
             <w:r>
               <w:rPr>
@@ -2177,7 +2177,7 @@
           <w:p>
             <w:pPr>
               <w:pStyle w:val="Compact"/>
-              <w:jc w:val="left"/>
+              <w:jc w:val="center"/>
             </w:pPr>
             <w:r>
               <w:rPr>
@@ -2192,7 +2192,7 @@
           <w:p>
             <w:pPr>
               <w:pStyle w:val="Compact"/>
-              <w:jc w:val="left"/>
+              <w:jc w:val="center"/>
             </w:pPr>
             <w:r>
               <w:rPr>
@@ -2207,7 +2207,7 @@
           <w:p>
             <w:pPr>
               <w:pStyle w:val="Compact"/>
-              <w:jc w:val="left"/>
+              <w:jc w:val="center"/>
             </w:pPr>
             <w:r>
               <w:rPr>
@@ -2237,7 +2237,7 @@
           <w:p>
             <w:pPr>
               <w:pStyle w:val="Compact"/>
-              <w:jc w:val="left"/>
+              <w:jc w:val="center"/>
             </w:pPr>
             <w:r>
               <w:rPr>
@@ -2254,23 +2254,25 @@
           <w:p>
             <w:pPr>
               <w:pStyle w:val="Compact"/>
-            </w:pPr>
-          </w:p>
-        </w:tc>
-        <w:tc>
-          <w:tcPr/>
-          <w:p>
-            <w:pPr>
-              <w:pStyle w:val="Compact"/>
-            </w:pPr>
-          </w:p>
-        </w:tc>
-        <w:tc>
-          <w:tcPr/>
-          <w:p>
-            <w:pPr>
-              <w:pStyle w:val="Compact"/>
-              <w:jc w:val="left"/>
+              <w:jc w:val="center"/>
+            </w:pPr>
+          </w:p>
+        </w:tc>
+        <w:tc>
+          <w:tcPr/>
+          <w:p>
+            <w:pPr>
+              <w:pStyle w:val="Compact"/>
+              <w:jc w:val="center"/>
+            </w:pPr>
+          </w:p>
+        </w:tc>
+        <w:tc>
+          <w:tcPr/>
+          <w:p>
+            <w:pPr>
+              <w:pStyle w:val="Compact"/>
+              <w:jc w:val="center"/>
             </w:pPr>
             <w:r>
               <w:rPr>
@@ -2285,7 +2287,7 @@
           <w:p>
             <w:pPr>
               <w:pStyle w:val="Compact"/>
-              <w:jc w:val="left"/>
+              <w:jc w:val="center"/>
             </w:pPr>
             <w:r>
               <w:rPr>
@@ -2321,7 +2323,7 @@
           <w:p>
             <w:pPr>
               <w:pStyle w:val="Compact"/>
-              <w:jc w:val="left"/>
+              <w:jc w:val="center"/>
             </w:pPr>
             <w:r>
               <w:rPr>
@@ -2353,7 +2355,7 @@
           <w:p>
             <w:pPr>
               <w:pStyle w:val="Compact"/>
-              <w:jc w:val="left"/>
+              <w:jc w:val="center"/>
             </w:pPr>
             <w:r>
               <w:rPr>
@@ -2368,7 +2370,7 @@
           <w:p>
             <w:pPr>
               <w:pStyle w:val="Compact"/>
-              <w:jc w:val="left"/>
+              <w:jc w:val="center"/>
             </w:pPr>
             <w:r>
               <w:rPr>
@@ -2383,7 +2385,7 @@
           <w:p>
             <w:pPr>
               <w:pStyle w:val="Compact"/>
-              <w:jc w:val="left"/>
+              <w:jc w:val="center"/>
             </w:pPr>
             <w:r>
               <w:rPr>
@@ -2413,7 +2415,7 @@
           <w:p>
             <w:pPr>
               <w:pStyle w:val="Compact"/>
-              <w:jc w:val="left"/>
+              <w:jc w:val="center"/>
             </w:pPr>
             <w:r>
               <w:rPr>
@@ -2430,23 +2432,25 @@
           <w:p>
             <w:pPr>
               <w:pStyle w:val="Compact"/>
-            </w:pPr>
-          </w:p>
-        </w:tc>
-        <w:tc>
-          <w:tcPr/>
-          <w:p>
-            <w:pPr>
-              <w:pStyle w:val="Compact"/>
-            </w:pPr>
-          </w:p>
-        </w:tc>
-        <w:tc>
-          <w:tcPr/>
-          <w:p>
-            <w:pPr>
-              <w:pStyle w:val="Compact"/>
-              <w:jc w:val="left"/>
+              <w:jc w:val="center"/>
+            </w:pPr>
+          </w:p>
+        </w:tc>
+        <w:tc>
+          <w:tcPr/>
+          <w:p>
+            <w:pPr>
+              <w:pStyle w:val="Compact"/>
+              <w:jc w:val="center"/>
+            </w:pPr>
+          </w:p>
+        </w:tc>
+        <w:tc>
+          <w:tcPr/>
+          <w:p>
+            <w:pPr>
+              <w:pStyle w:val="Compact"/>
+              <w:jc w:val="center"/>
             </w:pPr>
             <w:r>
               <w:rPr>
@@ -2461,7 +2465,7 @@
           <w:p>
             <w:pPr>
               <w:pStyle w:val="Compact"/>
-              <w:jc w:val="left"/>
+              <w:jc w:val="center"/>
             </w:pPr>
             <w:r>
               <w:rPr>
@@ -2491,7 +2495,7 @@
           <w:p>
             <w:pPr>
               <w:pStyle w:val="Compact"/>
-              <w:jc w:val="left"/>
+              <w:jc w:val="center"/>
             </w:pPr>
             <w:r>
               <w:rPr>
@@ -2508,23 +2512,25 @@
           <w:p>
             <w:pPr>
               <w:pStyle w:val="Compact"/>
-            </w:pPr>
-          </w:p>
-        </w:tc>
-        <w:tc>
-          <w:tcPr/>
-          <w:p>
-            <w:pPr>
-              <w:pStyle w:val="Compact"/>
-            </w:pPr>
-          </w:p>
-        </w:tc>
-        <w:tc>
-          <w:tcPr/>
-          <w:p>
-            <w:pPr>
-              <w:pStyle w:val="Compact"/>
-              <w:jc w:val="left"/>
+              <w:jc w:val="center"/>
+            </w:pPr>
+          </w:p>
+        </w:tc>
+        <w:tc>
+          <w:tcPr/>
+          <w:p>
+            <w:pPr>
+              <w:pStyle w:val="Compact"/>
+              <w:jc w:val="center"/>
+            </w:pPr>
+          </w:p>
+        </w:tc>
+        <w:tc>
+          <w:tcPr/>
+          <w:p>
+            <w:pPr>
+              <w:pStyle w:val="Compact"/>
+              <w:jc w:val="center"/>
             </w:pPr>
             <w:r>
               <w:rPr>
@@ -2539,7 +2545,7 @@
           <w:p>
             <w:pPr>
               <w:pStyle w:val="Compact"/>
-              <w:jc w:val="left"/>
+              <w:jc w:val="center"/>
             </w:pPr>
             <w:r>
               <w:rPr>
@@ -2575,7 +2581,7 @@
           <w:p>
             <w:pPr>
               <w:pStyle w:val="Compact"/>
-              <w:jc w:val="left"/>
+              <w:jc w:val="center"/>
             </w:pPr>
             <w:r>
               <w:rPr>
@@ -2607,7 +2613,7 @@
           <w:p>
             <w:pPr>
               <w:pStyle w:val="Compact"/>
-              <w:jc w:val="left"/>
+              <w:jc w:val="center"/>
             </w:pPr>
             <w:r>
               <w:rPr>
@@ -2622,7 +2628,7 @@
           <w:p>
             <w:pPr>
               <w:pStyle w:val="Compact"/>
-              <w:jc w:val="left"/>
+              <w:jc w:val="center"/>
             </w:pPr>
             <w:r>
               <w:rPr>
@@ -2637,7 +2643,7 @@
           <w:p>
             <w:pPr>
               <w:pStyle w:val="Compact"/>
-              <w:jc w:val="left"/>
+              <w:jc w:val="center"/>
             </w:pPr>
             <w:r>
               <w:rPr>
@@ -2667,7 +2673,7 @@
           <w:p>
             <w:pPr>
               <w:pStyle w:val="Compact"/>
-              <w:jc w:val="left"/>
+              <w:jc w:val="center"/>
             </w:pPr>
             <w:r>
               <w:rPr>
@@ -2684,23 +2690,25 @@
           <w:p>
             <w:pPr>
               <w:pStyle w:val="Compact"/>
-            </w:pPr>
-          </w:p>
-        </w:tc>
-        <w:tc>
-          <w:tcPr/>
-          <w:p>
-            <w:pPr>
-              <w:pStyle w:val="Compact"/>
-            </w:pPr>
-          </w:p>
-        </w:tc>
-        <w:tc>
-          <w:tcPr/>
-          <w:p>
-            <w:pPr>
-              <w:pStyle w:val="Compact"/>
-              <w:jc w:val="left"/>
+              <w:jc w:val="center"/>
+            </w:pPr>
+          </w:p>
+        </w:tc>
+        <w:tc>
+          <w:tcPr/>
+          <w:p>
+            <w:pPr>
+              <w:pStyle w:val="Compact"/>
+              <w:jc w:val="center"/>
+            </w:pPr>
+          </w:p>
+        </w:tc>
+        <w:tc>
+          <w:tcPr/>
+          <w:p>
+            <w:pPr>
+              <w:pStyle w:val="Compact"/>
+              <w:jc w:val="center"/>
             </w:pPr>
             <w:r>
               <w:rPr>
@@ -2715,7 +2723,7 @@
           <w:p>
             <w:pPr>
               <w:pStyle w:val="Compact"/>
-              <w:jc w:val="left"/>
+              <w:jc w:val="center"/>
             </w:pPr>
             <w:r>
               <w:rPr>
@@ -2745,7 +2753,7 @@
           <w:p>
             <w:pPr>
               <w:pStyle w:val="Compact"/>
-              <w:jc w:val="left"/>
+              <w:jc w:val="center"/>
             </w:pPr>
             <w:r>
               <w:rPr>
@@ -2762,23 +2770,25 @@
           <w:p>
             <w:pPr>
               <w:pStyle w:val="Compact"/>
-            </w:pPr>
-          </w:p>
-        </w:tc>
-        <w:tc>
-          <w:tcPr/>
-          <w:p>
-            <w:pPr>
-              <w:pStyle w:val="Compact"/>
-            </w:pPr>
-          </w:p>
-        </w:tc>
-        <w:tc>
-          <w:tcPr/>
-          <w:p>
-            <w:pPr>
-              <w:pStyle w:val="Compact"/>
-              <w:jc w:val="left"/>
+              <w:jc w:val="center"/>
+            </w:pPr>
+          </w:p>
+        </w:tc>
+        <w:tc>
+          <w:tcPr/>
+          <w:p>
+            <w:pPr>
+              <w:pStyle w:val="Compact"/>
+              <w:jc w:val="center"/>
+            </w:pPr>
+          </w:p>
+        </w:tc>
+        <w:tc>
+          <w:tcPr/>
+          <w:p>
+            <w:pPr>
+              <w:pStyle w:val="Compact"/>
+              <w:jc w:val="center"/>
             </w:pPr>
             <w:r>
               <w:rPr>
@@ -2793,7 +2803,7 @@
           <w:p>
             <w:pPr>
               <w:pStyle w:val="Compact"/>
-              <w:jc w:val="left"/>
+              <w:jc w:val="center"/>
             </w:pPr>
             <w:r>
               <w:rPr>
@@ -2829,7 +2839,7 @@
           <w:p>
             <w:pPr>
               <w:pStyle w:val="Compact"/>
-              <w:jc w:val="left"/>
+              <w:jc w:val="center"/>
             </w:pPr>
             <w:r>
               <w:rPr>
@@ -2846,23 +2856,25 @@
           <w:p>
             <w:pPr>
               <w:pStyle w:val="Compact"/>
-            </w:pPr>
-          </w:p>
-        </w:tc>
-        <w:tc>
-          <w:tcPr/>
-          <w:p>
-            <w:pPr>
-              <w:pStyle w:val="Compact"/>
-            </w:pPr>
-          </w:p>
-        </w:tc>
-        <w:tc>
-          <w:tcPr/>
-          <w:p>
-            <w:pPr>
-              <w:pStyle w:val="Compact"/>
-              <w:jc w:val="left"/>
+              <w:jc w:val="center"/>
+            </w:pPr>
+          </w:p>
+        </w:tc>
+        <w:tc>
+          <w:tcPr/>
+          <w:p>
+            <w:pPr>
+              <w:pStyle w:val="Compact"/>
+              <w:jc w:val="center"/>
+            </w:pPr>
+          </w:p>
+        </w:tc>
+        <w:tc>
+          <w:tcPr/>
+          <w:p>
+            <w:pPr>
+              <w:pStyle w:val="Compact"/>
+              <w:jc w:val="center"/>
             </w:pPr>
             <w:r>
               <w:rPr>
@@ -2877,7 +2889,7 @@
           <w:p>
             <w:pPr>
               <w:pStyle w:val="Compact"/>
-              <w:jc w:val="left"/>
+              <w:jc w:val="center"/>
             </w:pPr>
             <w:r>
               <w:rPr>
@@ -2907,7 +2919,7 @@
           <w:p>
             <w:pPr>
               <w:pStyle w:val="Compact"/>
-              <w:jc w:val="left"/>
+              <w:jc w:val="center"/>
             </w:pPr>
             <w:r>
               <w:rPr>
@@ -2939,7 +2951,7 @@
           <w:p>
             <w:pPr>
               <w:pStyle w:val="Compact"/>
-              <w:jc w:val="left"/>
+              <w:jc w:val="center"/>
             </w:pPr>
             <w:r>
               <w:rPr>
@@ -2954,7 +2966,7 @@
           <w:p>
             <w:pPr>
               <w:pStyle w:val="Compact"/>
-              <w:jc w:val="left"/>
+              <w:jc w:val="center"/>
             </w:pPr>
             <w:r>
               <w:rPr>
@@ -2969,7 +2981,7 @@
           <w:p>
             <w:pPr>
               <w:pStyle w:val="Compact"/>
-              <w:jc w:val="left"/>
+              <w:jc w:val="center"/>
             </w:pPr>
             <w:r>
               <w:rPr>
@@ -2999,7 +3011,7 @@
           <w:p>
             <w:pPr>
               <w:pStyle w:val="Compact"/>
-              <w:jc w:val="left"/>
+              <w:jc w:val="center"/>
             </w:pPr>
             <w:r>
               <w:rPr>
@@ -3016,23 +3028,25 @@
           <w:p>
             <w:pPr>
               <w:pStyle w:val="Compact"/>
-            </w:pPr>
-          </w:p>
-        </w:tc>
-        <w:tc>
-          <w:tcPr/>
-          <w:p>
-            <w:pPr>
-              <w:pStyle w:val="Compact"/>
-            </w:pPr>
-          </w:p>
-        </w:tc>
-        <w:tc>
-          <w:tcPr/>
-          <w:p>
-            <w:pPr>
-              <w:pStyle w:val="Compact"/>
-              <w:jc w:val="left"/>
+              <w:jc w:val="center"/>
+            </w:pPr>
+          </w:p>
+        </w:tc>
+        <w:tc>
+          <w:tcPr/>
+          <w:p>
+            <w:pPr>
+              <w:pStyle w:val="Compact"/>
+              <w:jc w:val="center"/>
+            </w:pPr>
+          </w:p>
+        </w:tc>
+        <w:tc>
+          <w:tcPr/>
+          <w:p>
+            <w:pPr>
+              <w:pStyle w:val="Compact"/>
+              <w:jc w:val="center"/>
             </w:pPr>
             <w:r>
               <w:rPr>
@@ -3047,7 +3061,7 @@
           <w:p>
             <w:pPr>
               <w:pStyle w:val="Compact"/>
-              <w:jc w:val="left"/>
+              <w:jc w:val="center"/>
             </w:pPr>
             <w:r>
               <w:rPr>
@@ -3077,7 +3091,7 @@
           <w:p>
             <w:pPr>
               <w:pStyle w:val="Compact"/>
-              <w:jc w:val="left"/>
+              <w:jc w:val="center"/>
             </w:pPr>
             <w:r>
               <w:rPr>
@@ -3094,23 +3108,25 @@
           <w:p>
             <w:pPr>
               <w:pStyle w:val="Compact"/>
-            </w:pPr>
-          </w:p>
-        </w:tc>
-        <w:tc>
-          <w:tcPr/>
-          <w:p>
-            <w:pPr>
-              <w:pStyle w:val="Compact"/>
-            </w:pPr>
-          </w:p>
-        </w:tc>
-        <w:tc>
-          <w:tcPr/>
-          <w:p>
-            <w:pPr>
-              <w:pStyle w:val="Compact"/>
-              <w:jc w:val="left"/>
+              <w:jc w:val="center"/>
+            </w:pPr>
+          </w:p>
+        </w:tc>
+        <w:tc>
+          <w:tcPr/>
+          <w:p>
+            <w:pPr>
+              <w:pStyle w:val="Compact"/>
+              <w:jc w:val="center"/>
+            </w:pPr>
+          </w:p>
+        </w:tc>
+        <w:tc>
+          <w:tcPr/>
+          <w:p>
+            <w:pPr>
+              <w:pStyle w:val="Compact"/>
+              <w:jc w:val="center"/>
             </w:pPr>
             <w:r>
               <w:rPr>
@@ -3125,7 +3141,7 @@
           <w:p>
             <w:pPr>
               <w:pStyle w:val="Compact"/>
-              <w:jc w:val="left"/>
+              <w:jc w:val="center"/>
             </w:pPr>
             <w:r>
               <w:rPr>
@@ -3155,7 +3171,7 @@
           <w:p>
             <w:pPr>
               <w:pStyle w:val="Compact"/>
-              <w:jc w:val="left"/>
+              <w:jc w:val="center"/>
             </w:pPr>
             <w:r>
               <w:rPr>
@@ -3172,12 +3188,6 @@
         <w:pStyle w:val="BlockText"/>
       </w:pPr>
       <w:r>
-        <w:t xml:space="preserve">⚠️</w:t>
-      </w:r>
-      <w:r>
-        <w:t xml:space="preserve"> </w:t>
-      </w:r>
-      <w:r>
         <w:rPr>
           <w:rFonts w:hint="eastAsia" w:eastAsia="SimSun" w:ascii="Times New Roman" w:hAnsi="Times New Roman"/>
           <w:b/>
@@ -3318,12 +3328,6 @@
         <w:pStyle w:val="BlockText"/>
       </w:pPr>
       <w:r>
-        <w:t xml:space="preserve">💡</w:t>
-      </w:r>
-      <w:r>
-        <w:t xml:space="preserve"> </w:t>
-      </w:r>
-      <w:r>
         <w:rPr>
           <w:rFonts w:hint="eastAsia" w:eastAsia="SimSun" w:ascii="Times New Roman" w:hAnsi="Times New Roman"/>
           <w:b/>
@@ -3410,159 +3414,241 @@
     <w:p>
       <w:pPr>
         <w:pStyle w:val="FirstParagraph"/>
-      </w:pPr>
-      <w:r>
-        <w:t xml:space="preserve">!VSEPR </w:t>
-      </w:r>
-      <w:r>
-        <w:rPr>
-          <w:rFonts w:hint="eastAsia" w:eastAsia="SimSun" w:ascii="Times New Roman" w:hAnsi="Times New Roman"/>
-        </w:rPr>
-        <w:t xml:space="preserve">分子构型汇总</w:t>
-      </w:r>
-      <w:r>
+        <w:jc w:val="center"/>
+      </w:pPr>
+      <w:r>
+        <w:rPr>
+          <w:b w:val="0"/>
+          <w:i w:val="0"/>
+          <w:sz w:val="21"/>
+        </w:rPr>
+        <w:drawing>
+          <wp:inline>
+            <wp:extent cx="5334000" cy="5633607"/>
+            <wp:effectExtent b="0" l="0" r="0" t="0"/>
+            <wp:docPr descr="VSEPR 分子构型汇总" title="" id="18" name="Picture"/>
+            <a:graphic>
+              <a:graphicData uri="http://schemas.openxmlformats.org/drawingml/2006/picture">
+                <pic:pic>
+                  <pic:nvPicPr>
+                    <pic:cNvPr descr="media/12-21-vsepr-ax5-ax6-molecular-geometries.jpg" id="19" name="Picture"/>
+                    <pic:cNvPicPr>
+                      <a:picLocks noChangeArrowheads="1" noChangeAspect="1"/>
+                    </pic:cNvPicPr>
+                  </pic:nvPicPr>
+                  <pic:blipFill>
+                    <a:blip r:embed="rId17"/>
+                    <a:stretch>
+                      <a:fillRect/>
+                    </a:stretch>
+                  </pic:blipFill>
+                  <pic:spPr bwMode="auto">
+                    <a:xfrm>
+                      <a:off x="0" y="0"/>
+                      <a:ext cx="5334000" cy="5633607"/>
+                    </a:xfrm>
+                    <a:prstGeom prst="rect">
+                      <a:avLst/>
+                    </a:prstGeom>
+                    <a:noFill/>
+                    <a:ln w="9525">
+                      <a:noFill/>
+                      <a:headEnd/>
+                      <a:tailEnd/>
+                    </a:ln>
+                  </pic:spPr>
+                </pic:pic>
+              </a:graphicData>
+            </a:graphic>
+          </wp:inline>
+        </w:drawing>
+      </w:r>
+      <w:r>
+        <w:rPr>
+          <w:b w:val="0"/>
+          <w:i w:val="0"/>
+          <w:sz w:val="21"/>
+        </w:rPr>
         <w:t xml:space="preserve"> </w:t>
       </w:r>
       <w:r>
         <w:rPr>
-          <w:rFonts w:hint="eastAsia" w:eastAsia="SimSun" w:ascii="Times New Roman" w:hAnsi="Times New Roman"/>
-          <w:i/>
+          <w:rFonts w:hint="eastAsia" w:eastAsia="FangSong" w:ascii="Times New Roman" w:hAnsi="Times New Roman"/>
+          <w:b w:val="0"/>
+          <w:i w:val="0"/>
           <w:iCs/>
+          <w:sz w:val="21"/>
         </w:rPr>
         <w:t xml:space="preserve">图</w:t>
       </w:r>
       <w:r>
         <w:rPr>
-          <w:i/>
+          <w:b w:val="0"/>
+          <w:i w:val="0"/>
           <w:iCs/>
+          <w:sz w:val="21"/>
         </w:rPr>
         <w:t xml:space="preserve"> </w:t>
       </w:r>
       <w:r>
         <w:rPr>
-          <w:rFonts w:hint="eastAsia" w:eastAsia="SimSun" w:ascii="Times New Roman" w:hAnsi="Times New Roman"/>
-          <w:i/>
+          <w:rFonts w:hint="eastAsia" w:eastAsia="FangSong" w:ascii="Times New Roman" w:hAnsi="Times New Roman"/>
+          <w:b w:val="0"/>
+          <w:i w:val="0"/>
           <w:iCs/>
+          <w:sz w:val="21"/>
         </w:rPr>
         <w:t xml:space="preserve">五种</w:t>
       </w:r>
       <w:r>
         <w:rPr>
-          <w:i/>
+          <w:b w:val="0"/>
+          <w:i w:val="0"/>
           <w:iCs/>
+          <w:sz w:val="21"/>
         </w:rPr>
         <w:t xml:space="preserve"> AXₙ </w:t>
       </w:r>
       <w:r>
         <w:rPr>
-          <w:rFonts w:hint="eastAsia" w:eastAsia="SimSun" w:ascii="Times New Roman" w:hAnsi="Times New Roman"/>
-          <w:i/>
+          <w:rFonts w:hint="eastAsia" w:eastAsia="FangSong" w:ascii="Times New Roman" w:hAnsi="Times New Roman"/>
+          <w:b w:val="0"/>
+          <w:i w:val="0"/>
           <w:iCs/>
+          <w:sz w:val="21"/>
         </w:rPr>
         <w:t xml:space="preserve">基本分子构型及其含孤对电子的变体——从</w:t>
       </w:r>
       <w:r>
         <w:rPr>
-          <w:i/>
+          <w:b w:val="0"/>
+          <w:i w:val="0"/>
           <w:iCs/>
+          <w:sz w:val="21"/>
         </w:rPr>
         <w:t xml:space="preserve"> AX₂ </w:t>
       </w:r>
       <w:r>
         <w:rPr>
-          <w:rFonts w:hint="eastAsia" w:eastAsia="SimSun" w:ascii="Times New Roman" w:hAnsi="Times New Roman"/>
-          <w:i/>
+          <w:rFonts w:hint="eastAsia" w:eastAsia="FangSong" w:ascii="Times New Roman" w:hAnsi="Times New Roman"/>
+          <w:b w:val="0"/>
+          <w:i w:val="0"/>
           <w:iCs/>
+          <w:sz w:val="21"/>
         </w:rPr>
         <w:t xml:space="preserve">直线形到</w:t>
       </w:r>
       <w:r>
         <w:rPr>
-          <w:i/>
+          <w:b w:val="0"/>
+          <w:i w:val="0"/>
           <w:iCs/>
+          <w:sz w:val="21"/>
         </w:rPr>
         <w:t xml:space="preserve"> AX₆ </w:t>
       </w:r>
       <w:r>
         <w:rPr>
-          <w:rFonts w:hint="eastAsia" w:eastAsia="SimSun" w:ascii="Times New Roman" w:hAnsi="Times New Roman"/>
-          <w:i/>
+          <w:rFonts w:hint="eastAsia" w:eastAsia="FangSong" w:ascii="Times New Roman" w:hAnsi="Times New Roman"/>
+          <w:b w:val="0"/>
+          <w:i w:val="0"/>
           <w:iCs/>
+          <w:sz w:val="21"/>
         </w:rPr>
         <w:t xml:space="preserve">八面体，孤对电子的存在使理想构型发生畸变（如</w:t>
       </w:r>
       <w:r>
         <w:rPr>
-          <w:i/>
+          <w:b w:val="0"/>
+          <w:i w:val="0"/>
           <w:iCs/>
+          <w:sz w:val="21"/>
         </w:rPr>
         <w:t xml:space="preserve"> AX₄E → </w:t>
       </w:r>
       <w:r>
         <w:rPr>
-          <w:rFonts w:hint="eastAsia" w:eastAsia="SimSun" w:ascii="Times New Roman" w:hAnsi="Times New Roman"/>
-          <w:i/>
+          <w:rFonts w:hint="eastAsia" w:eastAsia="FangSong" w:ascii="Times New Roman" w:hAnsi="Times New Roman"/>
+          <w:b w:val="0"/>
+          <w:i w:val="0"/>
           <w:iCs/>
+          <w:sz w:val="21"/>
         </w:rPr>
         <w:t xml:space="preserve">三角锥、AX₂E₂</w:t>
       </w:r>
       <w:r>
         <w:rPr>
-          <w:i/>
+          <w:b w:val="0"/>
+          <w:i w:val="0"/>
           <w:iCs/>
+          <w:sz w:val="21"/>
         </w:rPr>
         <w:t xml:space="preserve"> → V </w:t>
       </w:r>
       <w:r>
         <w:rPr>
-          <w:rFonts w:hint="eastAsia" w:eastAsia="SimSun" w:ascii="Times New Roman" w:hAnsi="Times New Roman"/>
-          <w:i/>
+          <w:rFonts w:hint="eastAsia" w:eastAsia="FangSong" w:ascii="Times New Roman" w:hAnsi="Times New Roman"/>
+          <w:b w:val="0"/>
+          <w:i w:val="0"/>
           <w:iCs/>
+          <w:sz w:val="21"/>
         </w:rPr>
         <w:t xml:space="preserve">形、AX₄E₂</w:t>
       </w:r>
       <w:r>
         <w:rPr>
-          <w:i/>
+          <w:b w:val="0"/>
+          <w:i w:val="0"/>
           <w:iCs/>
+          <w:sz w:val="21"/>
         </w:rPr>
         <w:t xml:space="preserve"> → </w:t>
       </w:r>
       <w:r>
         <w:rPr>
-          <w:rFonts w:hint="eastAsia" w:eastAsia="SimSun" w:ascii="Times New Roman" w:hAnsi="Times New Roman"/>
-          <w:i/>
+          <w:rFonts w:hint="eastAsia" w:eastAsia="FangSong" w:ascii="Times New Roman" w:hAnsi="Times New Roman"/>
+          <w:b w:val="0"/>
+          <w:i w:val="0"/>
           <w:iCs/>
+          <w:sz w:val="21"/>
         </w:rPr>
         <w:t xml:space="preserve">平面正方形等）。这张图是</w:t>
       </w:r>
       <w:r>
         <w:rPr>
-          <w:i/>
+          <w:b w:val="0"/>
+          <w:i w:val="0"/>
           <w:iCs/>
+          <w:sz w:val="21"/>
         </w:rPr>
         <w:t xml:space="preserve"> VSEPR </w:t>
       </w:r>
       <w:r>
         <w:rPr>
-          <w:rFonts w:hint="eastAsia" w:eastAsia="SimSun" w:ascii="Times New Roman" w:hAnsi="Times New Roman"/>
-          <w:i/>
+          <w:rFonts w:hint="eastAsia" w:eastAsia="FangSong" w:ascii="Times New Roman" w:hAnsi="Times New Roman"/>
+          <w:b w:val="0"/>
+          <w:i w:val="0"/>
           <w:iCs/>
+          <w:sz w:val="21"/>
         </w:rPr>
         <w:t xml:space="preserve">理论的核心总结（普化原理第4版</w:t>
       </w:r>
       <w:r>
         <w:rPr>
-          <w:i/>
+          <w:b w:val="0"/>
+          <w:i w:val="0"/>
           <w:iCs/>
+          <w:sz w:val="21"/>
         </w:rPr>
         <w:t xml:space="preserve"> </w:t>
       </w:r>
       <w:r>
         <w:rPr>
-          <w:rFonts w:hint="eastAsia" w:eastAsia="SimSun" w:ascii="Times New Roman" w:hAnsi="Times New Roman"/>
-          <w:i/>
+          <w:rFonts w:hint="eastAsia" w:eastAsia="FangSong" w:ascii="Times New Roman" w:hAnsi="Times New Roman"/>
+          <w:b w:val="0"/>
+          <w:i w:val="0"/>
           <w:iCs/>
+          <w:sz w:val="21"/>
         </w:rPr>
         <w:t xml:space="preserve">图12.21）</w:t>
       </w:r>
@@ -3574,9 +3660,9 @@
         </w:pict>
       </w:r>
     </w:p>
-    <w:bookmarkEnd w:id="17"/>
-    <w:bookmarkEnd w:id="18"/>
-    <w:bookmarkStart w:id="19" w:name="杂化轨道理论解释为什么"/>
+    <w:bookmarkEnd w:id="20"/>
+    <w:bookmarkEnd w:id="21"/>
+    <w:bookmarkStart w:id="34" w:name="杂化轨道理论解释为什么"/>
     <w:p>
       <w:pPr>
         <w:pStyle w:val="Heading3"/>
@@ -3700,7 +3786,7 @@
           <w:p>
             <w:pPr>
               <w:pStyle w:val="Compact"/>
-              <w:jc w:val="left"/>
+              <w:jc w:val="center"/>
             </w:pPr>
             <w:r>
               <w:rPr>
@@ -3732,7 +3818,7 @@
           <w:p>
             <w:pPr>
               <w:pStyle w:val="Compact"/>
-              <w:jc w:val="left"/>
+              <w:jc w:val="center"/>
             </w:pPr>
             <w:r>
               <w:rPr>
@@ -3764,7 +3850,7 @@
           <w:p>
             <w:pPr>
               <w:pStyle w:val="Compact"/>
-              <w:jc w:val="left"/>
+              <w:jc w:val="center"/>
             </w:pPr>
             <w:r>
               <w:rPr>
@@ -3797,7 +3883,7 @@
           <w:p>
             <w:pPr>
               <w:pStyle w:val="Compact"/>
-              <w:jc w:val="left"/>
+              <w:jc w:val="center"/>
             </w:pPr>
             <w:r>
               <w:rPr>
@@ -3827,7 +3913,7 @@
           <w:p>
             <w:pPr>
               <w:pStyle w:val="Compact"/>
-              <w:jc w:val="left"/>
+              <w:jc w:val="center"/>
             </w:pPr>
             <w:r>
               <w:rPr>
@@ -3857,7 +3943,7 @@
           <w:p>
             <w:pPr>
               <w:pStyle w:val="Compact"/>
-              <w:jc w:val="left"/>
+              <w:jc w:val="center"/>
             </w:pPr>
             <w:r>
               <w:rPr>
@@ -3889,7 +3975,7 @@
           <w:p>
             <w:pPr>
               <w:pStyle w:val="Compact"/>
-              <w:jc w:val="left"/>
+              <w:jc w:val="center"/>
             </w:pPr>
             <w:r>
               <w:rPr>
@@ -3919,7 +4005,7 @@
           <w:p>
             <w:pPr>
               <w:pStyle w:val="Compact"/>
-              <w:jc w:val="left"/>
+              <w:jc w:val="center"/>
             </w:pPr>
             <w:r>
               <w:rPr>
@@ -3949,7 +4035,7 @@
           <w:p>
             <w:pPr>
               <w:pStyle w:val="Compact"/>
-              <w:jc w:val="left"/>
+              <w:jc w:val="center"/>
             </w:pPr>
             <w:r>
               <w:rPr>
@@ -3981,7 +4067,7 @@
           <w:p>
             <w:pPr>
               <w:pStyle w:val="Compact"/>
-              <w:jc w:val="left"/>
+              <w:jc w:val="center"/>
             </w:pPr>
             <w:r>
               <w:rPr>
@@ -4011,7 +4097,7 @@
           <w:p>
             <w:pPr>
               <w:pStyle w:val="Compact"/>
-              <w:jc w:val="left"/>
+              <w:jc w:val="center"/>
             </w:pPr>
             <w:r>
               <w:rPr>
@@ -4041,7 +4127,7 @@
           <w:p>
             <w:pPr>
               <w:pStyle w:val="Compact"/>
-              <w:jc w:val="left"/>
+              <w:jc w:val="center"/>
             </w:pPr>
             <w:r>
               <w:rPr>
@@ -4073,7 +4159,7 @@
           <w:p>
             <w:pPr>
               <w:pStyle w:val="Compact"/>
-              <w:jc w:val="left"/>
+              <w:jc w:val="center"/>
             </w:pPr>
             <w:r>
               <w:rPr>
@@ -4103,7 +4189,7 @@
           <w:p>
             <w:pPr>
               <w:pStyle w:val="Compact"/>
-              <w:jc w:val="left"/>
+              <w:jc w:val="center"/>
             </w:pPr>
             <w:r>
               <w:rPr>
@@ -4133,7 +4219,7 @@
           <w:p>
             <w:pPr>
               <w:pStyle w:val="Compact"/>
-              <w:jc w:val="left"/>
+              <w:jc w:val="center"/>
             </w:pPr>
             <w:r>
               <w:rPr>
@@ -4165,7 +4251,7 @@
           <w:p>
             <w:pPr>
               <w:pStyle w:val="Compact"/>
-              <w:jc w:val="left"/>
+              <w:jc w:val="center"/>
             </w:pPr>
             <w:r>
               <w:rPr>
@@ -4195,7 +4281,7 @@
           <w:p>
             <w:pPr>
               <w:pStyle w:val="Compact"/>
-              <w:jc w:val="left"/>
+              <w:jc w:val="center"/>
             </w:pPr>
             <w:r>
               <w:rPr>
@@ -4225,7 +4311,7 @@
           <w:p>
             <w:pPr>
               <w:pStyle w:val="Compact"/>
-              <w:jc w:val="left"/>
+              <w:jc w:val="center"/>
             </w:pPr>
             <w:r>
               <w:rPr>
@@ -4257,7 +4343,7 @@
           <w:p>
             <w:pPr>
               <w:pStyle w:val="Compact"/>
-              <w:jc w:val="left"/>
+              <w:jc w:val="center"/>
             </w:pPr>
             <w:r>
               <w:rPr>
@@ -4287,7 +4373,7 @@
           <w:p>
             <w:pPr>
               <w:pStyle w:val="Compact"/>
-              <w:jc w:val="left"/>
+              <w:jc w:val="center"/>
             </w:pPr>
             <w:r>
               <w:rPr>
@@ -4317,7 +4403,7 @@
           <w:p>
             <w:pPr>
               <w:pStyle w:val="Compact"/>
-              <w:jc w:val="left"/>
+              <w:jc w:val="center"/>
             </w:pPr>
             <w:r>
               <w:rPr>
@@ -4332,177 +4418,351 @@
     <w:p>
       <w:pPr>
         <w:pStyle w:val="BodyText"/>
-      </w:pPr>
-      <w:r>
-        <w:t xml:space="preserve">!sp </w:t>
-      </w:r>
-      <w:r>
-        <w:rPr>
-          <w:rFonts w:hint="eastAsia" w:eastAsia="SimSun" w:ascii="Times New Roman" w:hAnsi="Times New Roman"/>
-        </w:rPr>
-        <w:t xml:space="preserve">杂化轨道形成示意</w:t>
-      </w:r>
-      <w:r>
-        <w:t xml:space="preserve">　!sp² </w:t>
-      </w:r>
-      <w:r>
-        <w:rPr>
-          <w:rFonts w:hint="eastAsia" w:eastAsia="SimSun" w:ascii="Times New Roman" w:hAnsi="Times New Roman"/>
-        </w:rPr>
-        <w:t xml:space="preserve">杂化轨道形成示意</w:t>
-      </w:r>
-      <w:r>
-        <w:t xml:space="preserve">　!sp³ </w:t>
-      </w:r>
-      <w:r>
-        <w:rPr>
-          <w:rFonts w:hint="eastAsia" w:eastAsia="SimSun" w:ascii="Times New Roman" w:hAnsi="Times New Roman"/>
-        </w:rPr>
-        <w:t xml:space="preserve">杂化轨道形成示意</w:t>
-      </w:r>
-      <w:r>
+        <w:jc w:val="center"/>
+      </w:pPr>
+      <w:r>
+        <w:rPr>
+          <w:b w:val="0"/>
+          <w:i w:val="0"/>
+          <w:sz w:val="21"/>
+        </w:rPr>
+        <w:drawing>
+          <wp:inline>
+            <wp:extent cx="5334000" cy="1952253"/>
+            <wp:effectExtent b="0" l="0" r="0" t="0"/>
+            <wp:docPr descr="sp 杂化轨道形成示意" title="" id="23" name="Picture"/>
+            <a:graphic>
+              <a:graphicData uri="http://schemas.openxmlformats.org/drawingml/2006/picture">
+                <pic:pic>
+                  <pic:nvPicPr>
+                    <pic:cNvPr descr="media/12-7c-hybrid-orbital-formation-ch4-sp3.jpg" id="24" name="Picture"/>
+                    <pic:cNvPicPr>
+                      <a:picLocks noChangeArrowheads="1" noChangeAspect="1"/>
+                    </pic:cNvPicPr>
+                  </pic:nvPicPr>
+                  <pic:blipFill>
+                    <a:blip r:embed="rId22"/>
+                    <a:stretch>
+                      <a:fillRect/>
+                    </a:stretch>
+                  </pic:blipFill>
+                  <pic:spPr bwMode="auto">
+                    <a:xfrm>
+                      <a:off x="0" y="0"/>
+                      <a:ext cx="5334000" cy="1952253"/>
+                    </a:xfrm>
+                    <a:prstGeom prst="rect">
+                      <a:avLst/>
+                    </a:prstGeom>
+                    <a:noFill/>
+                    <a:ln w="9525">
+                      <a:noFill/>
+                      <a:headEnd/>
+                      <a:tailEnd/>
+                    </a:ln>
+                  </pic:spPr>
+                </pic:pic>
+              </a:graphicData>
+            </a:graphic>
+          </wp:inline>
+        </w:drawing>
+      </w:r>
+      <w:r>
+        <w:rPr>
+          <w:b w:val="0"/>
+          <w:i w:val="0"/>
+          <w:sz w:val="21"/>
+        </w:rPr>
+        <w:t xml:space="preserve">　</w:t>
+      </w:r>
+      <w:r>
+        <w:rPr>
+          <w:b w:val="0"/>
+          <w:i w:val="0"/>
+          <w:sz w:val="21"/>
+        </w:rPr>
+        <w:drawing>
+          <wp:inline>
+            <wp:extent cx="5334000" cy="2422448"/>
+            <wp:effectExtent b="0" l="0" r="0" t="0"/>
+            <wp:docPr descr="sp² 杂化轨道形成示意" title="" id="26" name="Picture"/>
+            <a:graphic>
+              <a:graphicData uri="http://schemas.openxmlformats.org/drawingml/2006/picture">
+                <pic:pic>
+                  <pic:nvPicPr>
+                    <pic:cNvPr descr="media/12-7a-hybrid-orbital-formation-sp-sp2-sp3.jpg" id="27" name="Picture"/>
+                    <pic:cNvPicPr>
+                      <a:picLocks noChangeArrowheads="1" noChangeAspect="1"/>
+                    </pic:cNvPicPr>
+                  </pic:nvPicPr>
+                  <pic:blipFill>
+                    <a:blip r:embed="rId25"/>
+                    <a:stretch>
+                      <a:fillRect/>
+                    </a:stretch>
+                  </pic:blipFill>
+                  <pic:spPr bwMode="auto">
+                    <a:xfrm>
+                      <a:off x="0" y="0"/>
+                      <a:ext cx="5334000" cy="2422448"/>
+                    </a:xfrm>
+                    <a:prstGeom prst="rect">
+                      <a:avLst/>
+                    </a:prstGeom>
+                    <a:noFill/>
+                    <a:ln w="9525">
+                      <a:noFill/>
+                      <a:headEnd/>
+                      <a:tailEnd/>
+                    </a:ln>
+                  </pic:spPr>
+                </pic:pic>
+              </a:graphicData>
+            </a:graphic>
+          </wp:inline>
+        </w:drawing>
+      </w:r>
+      <w:r>
+        <w:rPr>
+          <w:b w:val="0"/>
+          <w:i w:val="0"/>
+          <w:sz w:val="21"/>
+        </w:rPr>
+        <w:t xml:space="preserve">　</w:t>
+      </w:r>
+      <w:r>
+        <w:rPr>
+          <w:b w:val="0"/>
+          <w:i w:val="0"/>
+          <w:sz w:val="21"/>
+        </w:rPr>
+        <w:drawing>
+          <wp:inline>
+            <wp:extent cx="5334000" cy="2274186"/>
+            <wp:effectExtent b="0" l="0" r="0" t="0"/>
+            <wp:docPr descr="sp³ 杂化轨道形成示意" title="" id="29" name="Picture"/>
+            <a:graphic>
+              <a:graphicData uri="http://schemas.openxmlformats.org/drawingml/2006/picture">
+                <pic:pic>
+                  <pic:nvPicPr>
+                    <pic:cNvPr descr="media/12-7b-hybrid-orbital-formation-bcl3-sp2.jpg" id="30" name="Picture"/>
+                    <pic:cNvPicPr>
+                      <a:picLocks noChangeArrowheads="1" noChangeAspect="1"/>
+                    </pic:cNvPicPr>
+                  </pic:nvPicPr>
+                  <pic:blipFill>
+                    <a:blip r:embed="rId28"/>
+                    <a:stretch>
+                      <a:fillRect/>
+                    </a:stretch>
+                  </pic:blipFill>
+                  <pic:spPr bwMode="auto">
+                    <a:xfrm>
+                      <a:off x="0" y="0"/>
+                      <a:ext cx="5334000" cy="2274186"/>
+                    </a:xfrm>
+                    <a:prstGeom prst="rect">
+                      <a:avLst/>
+                    </a:prstGeom>
+                    <a:noFill/>
+                    <a:ln w="9525">
+                      <a:noFill/>
+                      <a:headEnd/>
+                      <a:tailEnd/>
+                    </a:ln>
+                  </pic:spPr>
+                </pic:pic>
+              </a:graphicData>
+            </a:graphic>
+          </wp:inline>
+        </w:drawing>
+      </w:r>
+      <w:r>
+        <w:rPr>
+          <w:b w:val="0"/>
+          <w:i w:val="0"/>
+          <w:sz w:val="21"/>
+        </w:rPr>
         <w:t xml:space="preserve"> </w:t>
       </w:r>
       <w:r>
         <w:rPr>
-          <w:rFonts w:hint="eastAsia" w:eastAsia="SimSun" w:ascii="Times New Roman" w:hAnsi="Times New Roman"/>
-          <w:i/>
+          <w:rFonts w:hint="eastAsia" w:eastAsia="FangSong" w:ascii="Times New Roman" w:hAnsi="Times New Roman"/>
+          <w:b w:val="0"/>
+          <w:i w:val="0"/>
           <w:iCs/>
+          <w:sz w:val="21"/>
         </w:rPr>
         <w:t xml:space="preserve">图</w:t>
       </w:r>
       <w:r>
         <w:rPr>
-          <w:i/>
+          <w:b w:val="0"/>
+          <w:i w:val="0"/>
           <w:iCs/>
+          <w:sz w:val="21"/>
         </w:rPr>
         <w:t xml:space="preserve"> </w:t>
       </w:r>
       <w:r>
         <w:rPr>
-          <w:rFonts w:hint="eastAsia" w:eastAsia="SimSun" w:ascii="Times New Roman" w:hAnsi="Times New Roman"/>
-          <w:i/>
+          <w:rFonts w:hint="eastAsia" w:eastAsia="FangSong" w:ascii="Times New Roman" w:hAnsi="Times New Roman"/>
+          <w:b w:val="0"/>
+          <w:i w:val="0"/>
           <w:iCs/>
+          <w:sz w:val="21"/>
         </w:rPr>
         <w:t xml:space="preserve">杂化轨道形成示意图——从左至右：BeCl₂</w:t>
       </w:r>
       <w:r>
         <w:rPr>
-          <w:i/>
+          <w:b w:val="0"/>
+          <w:i w:val="0"/>
           <w:iCs/>
+          <w:sz w:val="21"/>
         </w:rPr>
         <w:t xml:space="preserve"> </w:t>
       </w:r>
       <w:r>
         <w:rPr>
-          <w:rFonts w:hint="eastAsia" w:eastAsia="SimSun" w:ascii="Times New Roman" w:hAnsi="Times New Roman"/>
-          <w:i/>
+          <w:rFonts w:hint="eastAsia" w:eastAsia="FangSong" w:ascii="Times New Roman" w:hAnsi="Times New Roman"/>
+          <w:b w:val="0"/>
+          <w:i w:val="0"/>
           <w:iCs/>
+          <w:sz w:val="21"/>
         </w:rPr>
         <w:t xml:space="preserve">的</w:t>
       </w:r>
       <w:r>
         <w:rPr>
-          <w:i/>
+          <w:b w:val="0"/>
+          <w:i w:val="0"/>
           <w:iCs/>
+          <w:sz w:val="21"/>
         </w:rPr>
         <w:t xml:space="preserve"> sp </w:t>
       </w:r>
       <w:r>
         <w:rPr>
-          <w:rFonts w:hint="eastAsia" w:eastAsia="SimSun" w:ascii="Times New Roman" w:hAnsi="Times New Roman"/>
-          <w:i/>
+          <w:rFonts w:hint="eastAsia" w:eastAsia="FangSong" w:ascii="Times New Roman" w:hAnsi="Times New Roman"/>
+          <w:b w:val="0"/>
+          <w:i w:val="0"/>
           <w:iCs/>
+          <w:sz w:val="21"/>
         </w:rPr>
         <w:t xml:space="preserve">杂化（直线形，180°）、BCl₃</w:t>
       </w:r>
       <w:r>
         <w:rPr>
-          <w:i/>
+          <w:b w:val="0"/>
+          <w:i w:val="0"/>
           <w:iCs/>
+          <w:sz w:val="21"/>
         </w:rPr>
         <w:t xml:space="preserve"> </w:t>
       </w:r>
       <w:r>
         <w:rPr>
-          <w:rFonts w:hint="eastAsia" w:eastAsia="SimSun" w:ascii="Times New Roman" w:hAnsi="Times New Roman"/>
-          <w:i/>
+          <w:rFonts w:hint="eastAsia" w:eastAsia="FangSong" w:ascii="Times New Roman" w:hAnsi="Times New Roman"/>
+          <w:b w:val="0"/>
+          <w:i w:val="0"/>
           <w:iCs/>
+          <w:sz w:val="21"/>
         </w:rPr>
         <w:t xml:space="preserve">的</w:t>
       </w:r>
       <w:r>
         <w:rPr>
-          <w:i/>
+          <w:b w:val="0"/>
+          <w:i w:val="0"/>
           <w:iCs/>
+          <w:sz w:val="21"/>
         </w:rPr>
         <w:t xml:space="preserve"> sp² </w:t>
       </w:r>
       <w:r>
         <w:rPr>
-          <w:rFonts w:hint="eastAsia" w:eastAsia="SimSun" w:ascii="Times New Roman" w:hAnsi="Times New Roman"/>
-          <w:i/>
+          <w:rFonts w:hint="eastAsia" w:eastAsia="FangSong" w:ascii="Times New Roman" w:hAnsi="Times New Roman"/>
+          <w:b w:val="0"/>
+          <w:i w:val="0"/>
           <w:iCs/>
+          <w:sz w:val="21"/>
         </w:rPr>
         <w:t xml:space="preserve">杂化（平面三角形，120°）、CH₄</w:t>
       </w:r>
       <w:r>
         <w:rPr>
-          <w:i/>
+          <w:b w:val="0"/>
+          <w:i w:val="0"/>
           <w:iCs/>
+          <w:sz w:val="21"/>
         </w:rPr>
         <w:t xml:space="preserve"> </w:t>
       </w:r>
       <w:r>
         <w:rPr>
-          <w:rFonts w:hint="eastAsia" w:eastAsia="SimSun" w:ascii="Times New Roman" w:hAnsi="Times New Roman"/>
-          <w:i/>
+          <w:rFonts w:hint="eastAsia" w:eastAsia="FangSong" w:ascii="Times New Roman" w:hAnsi="Times New Roman"/>
+          <w:b w:val="0"/>
+          <w:i w:val="0"/>
           <w:iCs/>
+          <w:sz w:val="21"/>
         </w:rPr>
         <w:t xml:space="preserve">的</w:t>
       </w:r>
       <w:r>
         <w:rPr>
-          <w:i/>
+          <w:b w:val="0"/>
+          <w:i w:val="0"/>
           <w:iCs/>
+          <w:sz w:val="21"/>
         </w:rPr>
         <w:t xml:space="preserve"> sp³ </w:t>
       </w:r>
       <w:r>
         <w:rPr>
-          <w:rFonts w:hint="eastAsia" w:eastAsia="SimSun" w:ascii="Times New Roman" w:hAnsi="Times New Roman"/>
-          <w:i/>
+          <w:rFonts w:hint="eastAsia" w:eastAsia="FangSong" w:ascii="Times New Roman" w:hAnsi="Times New Roman"/>
+          <w:b w:val="0"/>
+          <w:i w:val="0"/>
           <w:iCs/>
+          <w:sz w:val="21"/>
         </w:rPr>
         <w:t xml:space="preserve">杂化（四面体，109.5°）。杂化轨道理论解释了</w:t>
       </w:r>
       <w:r>
         <w:rPr>
-          <w:i/>
+          <w:b w:val="0"/>
+          <w:i w:val="0"/>
           <w:iCs/>
+          <w:sz w:val="21"/>
         </w:rPr>
         <w:t xml:space="preserve"> VSEPR </w:t>
       </w:r>
       <w:r>
         <w:rPr>
-          <w:rFonts w:hint="eastAsia" w:eastAsia="SimSun" w:ascii="Times New Roman" w:hAnsi="Times New Roman"/>
-          <w:i/>
+          <w:rFonts w:hint="eastAsia" w:eastAsia="FangSong" w:ascii="Times New Roman" w:hAnsi="Times New Roman"/>
+          <w:b w:val="0"/>
+          <w:i w:val="0"/>
           <w:iCs/>
+          <w:sz w:val="21"/>
         </w:rPr>
         <w:t xml:space="preserve">预测的分子构型的电子结构根源（普化原理第4版</w:t>
       </w:r>
       <w:r>
         <w:rPr>
-          <w:i/>
+          <w:b w:val="0"/>
+          <w:i w:val="0"/>
           <w:iCs/>
+          <w:sz w:val="21"/>
         </w:rPr>
         <w:t xml:space="preserve"> </w:t>
       </w:r>
       <w:r>
         <w:rPr>
-          <w:rFonts w:hint="eastAsia" w:eastAsia="SimSun" w:ascii="Times New Roman" w:hAnsi="Times New Roman"/>
-          <w:i/>
+          <w:rFonts w:hint="eastAsia" w:eastAsia="FangSong" w:ascii="Times New Roman" w:hAnsi="Times New Roman"/>
+          <w:b w:val="0"/>
+          <w:i w:val="0"/>
           <w:iCs/>
+          <w:sz w:val="21"/>
         </w:rPr>
         <w:t xml:space="preserve">图12.7(a)(b)(c)）</w:t>
       </w:r>
@@ -4510,129 +4770,203 @@
     <w:p>
       <w:pPr>
         <w:pStyle w:val="BodyText"/>
-      </w:pPr>
-      <w:r>
-        <w:t xml:space="preserve">!CH₄、NH₃、H₂O </w:t>
-      </w:r>
-      <w:r>
-        <w:rPr>
-          <w:rFonts w:hint="eastAsia" w:eastAsia="SimSun" w:ascii="Times New Roman" w:hAnsi="Times New Roman"/>
-        </w:rPr>
-        <w:t xml:space="preserve">空间结构对比</w:t>
-      </w:r>
-      <w:r>
+        <w:jc w:val="center"/>
+      </w:pPr>
+      <w:r>
+        <w:rPr>
+          <w:b w:val="0"/>
+          <w:i w:val="0"/>
+          <w:sz w:val="21"/>
+        </w:rPr>
+        <w:drawing>
+          <wp:inline>
+            <wp:extent cx="5334000" cy="2634000"/>
+            <wp:effectExtent b="0" l="0" r="0" t="0"/>
+            <wp:docPr descr="CH₄、NH₃、H₂O 空间结构对比" title="" id="32" name="Picture"/>
+            <a:graphic>
+              <a:graphicData uri="http://schemas.openxmlformats.org/drawingml/2006/picture">
+                <pic:pic>
+                  <pic:nvPicPr>
+                    <pic:cNvPr descr="media/12-8-ch4-nh3-h2o-bond-angle-comparison-sp3.jpg" id="33" name="Picture"/>
+                    <pic:cNvPicPr>
+                      <a:picLocks noChangeArrowheads="1" noChangeAspect="1"/>
+                    </pic:cNvPicPr>
+                  </pic:nvPicPr>
+                  <pic:blipFill>
+                    <a:blip r:embed="rId31"/>
+                    <a:stretch>
+                      <a:fillRect/>
+                    </a:stretch>
+                  </pic:blipFill>
+                  <pic:spPr bwMode="auto">
+                    <a:xfrm>
+                      <a:off x="0" y="0"/>
+                      <a:ext cx="5334000" cy="2634000"/>
+                    </a:xfrm>
+                    <a:prstGeom prst="rect">
+                      <a:avLst/>
+                    </a:prstGeom>
+                    <a:noFill/>
+                    <a:ln w="9525">
+                      <a:noFill/>
+                      <a:headEnd/>
+                      <a:tailEnd/>
+                    </a:ln>
+                  </pic:spPr>
+                </pic:pic>
+              </a:graphicData>
+            </a:graphic>
+          </wp:inline>
+        </w:drawing>
+      </w:r>
+      <w:r>
+        <w:rPr>
+          <w:b w:val="0"/>
+          <w:i w:val="0"/>
+          <w:sz w:val="21"/>
+        </w:rPr>
         <w:t xml:space="preserve"> </w:t>
       </w:r>
       <w:r>
         <w:rPr>
-          <w:rFonts w:hint="eastAsia" w:eastAsia="SimSun" w:ascii="Times New Roman" w:hAnsi="Times New Roman"/>
-          <w:i/>
+          <w:rFonts w:hint="eastAsia" w:eastAsia="FangSong" w:ascii="Times New Roman" w:hAnsi="Times New Roman"/>
+          <w:b w:val="0"/>
+          <w:i w:val="0"/>
           <w:iCs/>
+          <w:sz w:val="21"/>
         </w:rPr>
         <w:t xml:space="preserve">图</w:t>
       </w:r>
       <w:r>
         <w:rPr>
-          <w:i/>
+          <w:b w:val="0"/>
+          <w:i w:val="0"/>
           <w:iCs/>
+          <w:sz w:val="21"/>
         </w:rPr>
         <w:t xml:space="preserve"> CH₄、NH₃、H₂O </w:t>
       </w:r>
       <w:r>
         <w:rPr>
-          <w:rFonts w:hint="eastAsia" w:eastAsia="SimSun" w:ascii="Times New Roman" w:hAnsi="Times New Roman"/>
-          <w:i/>
+          <w:rFonts w:hint="eastAsia" w:eastAsia="FangSong" w:ascii="Times New Roman" w:hAnsi="Times New Roman"/>
+          <w:b w:val="0"/>
+          <w:i w:val="0"/>
           <w:iCs/>
+          <w:sz w:val="21"/>
         </w:rPr>
         <w:t xml:space="preserve">的空间结构——中心原子均为</w:t>
       </w:r>
       <w:r>
         <w:rPr>
-          <w:i/>
+          <w:b w:val="0"/>
+          <w:i w:val="0"/>
           <w:iCs/>
+          <w:sz w:val="21"/>
         </w:rPr>
         <w:t xml:space="preserve"> sp³ </w:t>
       </w:r>
       <w:r>
         <w:rPr>
-          <w:rFonts w:hint="eastAsia" w:eastAsia="SimSun" w:ascii="Times New Roman" w:hAnsi="Times New Roman"/>
-          <w:i/>
+          <w:rFonts w:hint="eastAsia" w:eastAsia="FangSong" w:ascii="Times New Roman" w:hAnsi="Times New Roman"/>
+          <w:b w:val="0"/>
+          <w:i w:val="0"/>
           <w:iCs/>
+          <w:sz w:val="21"/>
         </w:rPr>
         <w:t xml:space="preserve">杂化，但由于孤对电子数量不同（CH₄</w:t>
       </w:r>
       <w:r>
         <w:rPr>
-          <w:i/>
+          <w:b w:val="0"/>
+          <w:i w:val="0"/>
           <w:iCs/>
+          <w:sz w:val="21"/>
         </w:rPr>
         <w:t xml:space="preserve"> 0 </w:t>
       </w:r>
       <w:r>
         <w:rPr>
-          <w:rFonts w:hint="eastAsia" w:eastAsia="SimSun" w:ascii="Times New Roman" w:hAnsi="Times New Roman"/>
-          <w:i/>
+          <w:rFonts w:hint="eastAsia" w:eastAsia="FangSong" w:ascii="Times New Roman" w:hAnsi="Times New Roman"/>
+          <w:b w:val="0"/>
+          <w:i w:val="0"/>
           <w:iCs/>
+          <w:sz w:val="21"/>
         </w:rPr>
         <w:t xml:space="preserve">对、NH₃</w:t>
       </w:r>
       <w:r>
         <w:rPr>
-          <w:i/>
+          <w:b w:val="0"/>
+          <w:i w:val="0"/>
           <w:iCs/>
+          <w:sz w:val="21"/>
         </w:rPr>
         <w:t xml:space="preserve"> 1 </w:t>
       </w:r>
       <w:r>
         <w:rPr>
-          <w:rFonts w:hint="eastAsia" w:eastAsia="SimSun" w:ascii="Times New Roman" w:hAnsi="Times New Roman"/>
-          <w:i/>
+          <w:rFonts w:hint="eastAsia" w:eastAsia="FangSong" w:ascii="Times New Roman" w:hAnsi="Times New Roman"/>
+          <w:b w:val="0"/>
+          <w:i w:val="0"/>
           <w:iCs/>
+          <w:sz w:val="21"/>
         </w:rPr>
         <w:t xml:space="preserve">对、H₂O</w:t>
       </w:r>
       <w:r>
         <w:rPr>
-          <w:i/>
+          <w:b w:val="0"/>
+          <w:i w:val="0"/>
           <w:iCs/>
+          <w:sz w:val="21"/>
         </w:rPr>
         <w:t xml:space="preserve"> 2 </w:t>
       </w:r>
       <w:r>
         <w:rPr>
-          <w:rFonts w:hint="eastAsia" w:eastAsia="SimSun" w:ascii="Times New Roman" w:hAnsi="Times New Roman"/>
-          <w:i/>
+          <w:rFonts w:hint="eastAsia" w:eastAsia="FangSong" w:ascii="Times New Roman" w:hAnsi="Times New Roman"/>
+          <w:b w:val="0"/>
+          <w:i w:val="0"/>
           <w:iCs/>
+          <w:sz w:val="21"/>
         </w:rPr>
         <w:t xml:space="preserve">对），孤对电子对成键电子的排斥导致键角依次压缩：109.5°</w:t>
       </w:r>
       <w:r>
         <w:rPr>
-          <w:i/>
+          <w:b w:val="0"/>
+          <w:i w:val="0"/>
           <w:iCs/>
+          <w:sz w:val="21"/>
         </w:rPr>
         <w:t xml:space="preserve"> → 107° → </w:t>
       </w:r>
       <w:r>
         <w:rPr>
-          <w:rFonts w:hint="eastAsia" w:eastAsia="SimSun" w:ascii="Times New Roman" w:hAnsi="Times New Roman"/>
-          <w:i/>
+          <w:rFonts w:hint="eastAsia" w:eastAsia="FangSong" w:ascii="Times New Roman" w:hAnsi="Times New Roman"/>
+          <w:b w:val="0"/>
+          <w:i w:val="0"/>
           <w:iCs/>
+          <w:sz w:val="21"/>
         </w:rPr>
         <w:t xml:space="preserve">104.5°。这是不等性杂化的直观体现（普化原理第4版</w:t>
       </w:r>
       <w:r>
         <w:rPr>
-          <w:i/>
+          <w:b w:val="0"/>
+          <w:i w:val="0"/>
           <w:iCs/>
+          <w:sz w:val="21"/>
         </w:rPr>
         <w:t xml:space="preserve"> </w:t>
       </w:r>
       <w:r>
         <w:rPr>
-          <w:rFonts w:hint="eastAsia" w:eastAsia="SimSun" w:ascii="Times New Roman" w:hAnsi="Times New Roman"/>
-          <w:i/>
+          <w:rFonts w:hint="eastAsia" w:eastAsia="FangSong" w:ascii="Times New Roman" w:hAnsi="Times New Roman"/>
+          <w:b w:val="0"/>
+          <w:i w:val="0"/>
           <w:iCs/>
+          <w:sz w:val="21"/>
         </w:rPr>
         <w:t xml:space="preserve">图12.8）</w:t>
       </w:r>
@@ -4748,12 +5082,6 @@
       <w:pPr>
         <w:pStyle w:val="BlockText"/>
       </w:pPr>
-      <w:r>
-        <w:t xml:space="preserve">⚠️</w:t>
-      </w:r>
-      <w:r>
-        <w:t xml:space="preserve"> </w:t>
-      </w:r>
       <w:r>
         <w:rPr>
           <w:rFonts w:hint="eastAsia" w:eastAsia="SimSun" w:ascii="Times New Roman" w:hAnsi="Times New Roman"/>
@@ -4853,8 +5181,8 @@
         </w:pict>
       </w:r>
     </w:p>
-    <w:bookmarkEnd w:id="19"/>
-    <w:bookmarkStart w:id="22" w:name="分子轨道理论mo最完整的画像"/>
+    <w:bookmarkEnd w:id="34"/>
+    <w:bookmarkStart w:id="37" w:name="分子轨道理论mo最完整的画像"/>
     <w:p>
       <w:pPr>
         <w:pStyle w:val="Heading3"/>
@@ -4894,7 +5222,7 @@
         <w:t xml:space="preserve">中。</w:t>
       </w:r>
     </w:p>
-    <w:bookmarkStart w:id="20" w:name="σ-轨道与-π-轨道"/>
+    <w:bookmarkStart w:id="35" w:name="σ-轨道与-π-轨道"/>
     <w:p>
       <w:pPr>
         <w:pStyle w:val="Heading4"/>
@@ -4939,7 +5267,7 @@
           <w:p>
             <w:pPr>
               <w:pStyle w:val="Compact"/>
-              <w:jc w:val="left"/>
+              <w:jc w:val="center"/>
             </w:pPr>
             <w:r>
               <w:rPr>
@@ -4955,7 +5283,7 @@
           <w:p>
             <w:pPr>
               <w:pStyle w:val="Compact"/>
-              <w:jc w:val="left"/>
+              <w:jc w:val="center"/>
             </w:pPr>
             <w:r>
               <w:rPr>
@@ -4971,7 +5299,7 @@
           <w:p>
             <w:pPr>
               <w:pStyle w:val="Compact"/>
-              <w:jc w:val="left"/>
+              <w:jc w:val="center"/>
             </w:pPr>
             <w:r>
               <w:rPr>
@@ -4987,7 +5315,7 @@
           <w:p>
             <w:pPr>
               <w:pStyle w:val="Compact"/>
-              <w:jc w:val="left"/>
+              <w:jc w:val="center"/>
             </w:pPr>
             <w:r>
               <w:rPr>
@@ -5005,7 +5333,7 @@
           <w:p>
             <w:pPr>
               <w:pStyle w:val="Compact"/>
-              <w:jc w:val="left"/>
+              <w:jc w:val="center"/>
             </w:pPr>
             <w:r>
               <w:rPr>
@@ -5030,7 +5358,7 @@
           <w:p>
             <w:pPr>
               <w:pStyle w:val="Compact"/>
-              <w:jc w:val="left"/>
+              <w:jc w:val="center"/>
             </w:pPr>
             <w:r>
               <w:rPr>
@@ -5045,7 +5373,7 @@
           <w:p>
             <w:pPr>
               <w:pStyle w:val="Compact"/>
-              <w:jc w:val="left"/>
+              <w:jc w:val="center"/>
             </w:pPr>
             <w:r>
               <w:rPr>
@@ -5060,7 +5388,7 @@
           <w:p>
             <w:pPr>
               <w:pStyle w:val="Compact"/>
-              <w:jc w:val="left"/>
+              <w:jc w:val="center"/>
             </w:pPr>
             <w:r>
               <w:rPr>
@@ -5077,7 +5405,7 @@
           <w:p>
             <w:pPr>
               <w:pStyle w:val="Compact"/>
-              <w:jc w:val="left"/>
+              <w:jc w:val="center"/>
             </w:pPr>
             <w:r>
               <w:rPr>
@@ -5102,7 +5430,7 @@
           <w:p>
             <w:pPr>
               <w:pStyle w:val="Compact"/>
-              <w:jc w:val="left"/>
+              <w:jc w:val="center"/>
             </w:pPr>
             <w:r>
               <w:rPr>
@@ -5117,7 +5445,7 @@
           <w:p>
             <w:pPr>
               <w:pStyle w:val="Compact"/>
-              <w:jc w:val="left"/>
+              <w:jc w:val="center"/>
             </w:pPr>
             <w:r>
               <w:rPr>
@@ -5132,7 +5460,7 @@
           <w:p>
             <w:pPr>
               <w:pStyle w:val="Compact"/>
-              <w:jc w:val="left"/>
+              <w:jc w:val="center"/>
             </w:pPr>
             <w:r>
               <w:rPr>
@@ -5149,7 +5477,7 @@
           <w:p>
             <w:pPr>
               <w:pStyle w:val="Compact"/>
-              <w:jc w:val="left"/>
+              <w:jc w:val="center"/>
             </w:pPr>
             <w:r>
               <w:rPr>
@@ -5174,7 +5502,7 @@
           <w:p>
             <w:pPr>
               <w:pStyle w:val="Compact"/>
-              <w:jc w:val="left"/>
+              <w:jc w:val="center"/>
             </w:pPr>
             <w:r>
               <w:rPr>
@@ -5189,7 +5517,7 @@
           <w:p>
             <w:pPr>
               <w:pStyle w:val="Compact"/>
-              <w:jc w:val="left"/>
+              <w:jc w:val="center"/>
             </w:pPr>
             <w:r>
               <w:rPr>
@@ -5204,7 +5532,7 @@
           <w:p>
             <w:pPr>
               <w:pStyle w:val="Compact"/>
-              <w:jc w:val="left"/>
+              <w:jc w:val="center"/>
             </w:pPr>
             <w:r>
               <w:rPr>
@@ -5347,8 +5675,8 @@
         <w:t xml:space="preserve">键</w:t>
       </w:r>
     </w:p>
-    <w:bookmarkEnd w:id="20"/>
-    <w:bookmarkStart w:id="21" w:name="第二周期双原子分子的-mo-能级"/>
+    <w:bookmarkEnd w:id="35"/>
+    <w:bookmarkStart w:id="36" w:name="第二周期双原子分子的-mo-能级"/>
     <w:p>
       <w:pPr>
         <w:pStyle w:val="Heading4"/>
@@ -5376,6 +5704,12 @@
       <m:oMathPara>
         <m:oMathParaPr>
           <m:jc m:val="center"/>
+          <m:ctrlPr>
+            <w:rPr>
+              <w:sz w:val="28"/>
+              <w:szCs w:val="28"/>
+            </w:rPr>
+          </m:ctrlPr>
         </m:oMathParaPr>
         <m:oMath>
           <m:eqArr>
@@ -6014,12 +6348,6 @@
         <w:pStyle w:val="BlockText"/>
       </w:pPr>
       <w:r>
-        <w:t xml:space="preserve">⚠️</w:t>
-      </w:r>
-      <w:r>
-        <w:t xml:space="preserve"> </w:t>
-      </w:r>
-      <w:r>
         <w:rPr>
           <w:rFonts w:hint="eastAsia" w:eastAsia="SimSun" w:ascii="Times New Roman" w:hAnsi="Times New Roman"/>
           <w:b/>
@@ -6156,6 +6484,12 @@
       <m:oMathPara>
         <m:oMathParaPr>
           <m:jc m:val="center"/>
+          <m:ctrlPr>
+            <w:rPr>
+              <w:sz w:val="28"/>
+              <w:szCs w:val="28"/>
+            </w:rPr>
+          </m:ctrlPr>
         </m:oMathParaPr>
         <m:oMath>
           <m:r>
@@ -6382,10 +6716,10 @@
         </w:pict>
       </w:r>
     </w:p>
-    <w:bookmarkEnd w:id="21"/>
-    <w:bookmarkEnd w:id="22"/>
-    <w:bookmarkEnd w:id="23"/>
-    <w:bookmarkStart w:id="27" w:name="二规律与方法"/>
+    <w:bookmarkEnd w:id="36"/>
+    <w:bookmarkEnd w:id="37"/>
+    <w:bookmarkEnd w:id="38"/>
+    <w:bookmarkStart w:id="48" w:name="二规律与方法"/>
     <w:p>
       <w:pPr>
         <w:pStyle w:val="Heading2"/>
@@ -6397,7 +6731,7 @@
         <w:t xml:space="preserve">二、规律与方法</w:t>
       </w:r>
     </w:p>
-    <w:bookmarkStart w:id="24" w:name="等电子体原理推断未知结构的利器"/>
+    <w:bookmarkStart w:id="39" w:name="等电子体原理推断未知结构的利器"/>
     <w:p>
       <w:pPr>
         <w:pStyle w:val="Heading3"/>
@@ -6467,7 +6801,7 @@
           <w:p>
             <w:pPr>
               <w:pStyle w:val="Compact"/>
-              <w:jc w:val="left"/>
+              <w:jc w:val="center"/>
             </w:pPr>
             <w:r>
               <w:rPr>
@@ -6516,7 +6850,7 @@
           <w:p>
             <w:pPr>
               <w:pStyle w:val="Compact"/>
-              <w:jc w:val="left"/>
+              <w:jc w:val="center"/>
             </w:pPr>
             <w:r>
               <w:rPr>
@@ -6563,7 +6897,7 @@
           <w:p>
             <w:pPr>
               <w:pStyle w:val="Compact"/>
-              <w:jc w:val="left"/>
+              <w:jc w:val="center"/>
             </w:pPr>
             <w:r>
               <w:rPr>
@@ -6610,7 +6944,7 @@
           <w:p>
             <w:pPr>
               <w:pStyle w:val="Compact"/>
-              <w:jc w:val="left"/>
+              <w:jc w:val="center"/>
             </w:pPr>
             <w:r>
               <w:rPr>
@@ -6663,7 +6997,7 @@
           <w:p>
             <w:pPr>
               <w:pStyle w:val="Compact"/>
-              <w:jc w:val="left"/>
+              <w:jc w:val="center"/>
             </w:pPr>
             <w:r>
               <w:rPr>
@@ -6710,7 +7044,7 @@
           <w:p>
             <w:pPr>
               <w:pStyle w:val="Compact"/>
-              <w:jc w:val="left"/>
+              <w:jc w:val="center"/>
             </w:pPr>
             <w:r>
               <w:rPr>
@@ -6741,12 +7075,6 @@
       <w:pPr>
         <w:pStyle w:val="BlockText"/>
       </w:pPr>
-      <w:r>
-        <w:t xml:space="preserve">💡</w:t>
-      </w:r>
-      <w:r>
-        <w:t xml:space="preserve"> </w:t>
-      </w:r>
       <w:r>
         <w:rPr>
           <w:rFonts w:hint="eastAsia" w:eastAsia="SimSun" w:ascii="Times New Roman" w:hAnsi="Times New Roman"/>
@@ -6769,8 +7097,8 @@
         </w:pict>
       </w:r>
     </w:p>
-    <w:bookmarkEnd w:id="24"/>
-    <w:bookmarkStart w:id="25" w:name="八隅体规则的三种例外"/>
+    <w:bookmarkEnd w:id="39"/>
+    <w:bookmarkStart w:id="40" w:name="八隅体规则的三种例外"/>
     <w:p>
       <w:pPr>
         <w:pStyle w:val="Heading3"/>
@@ -6807,7 +7135,7 @@
           <w:p>
             <w:pPr>
               <w:pStyle w:val="Compact"/>
-              <w:jc w:val="left"/>
+              <w:jc w:val="center"/>
             </w:pPr>
             <w:r>
               <w:rPr>
@@ -6823,7 +7151,7 @@
           <w:p>
             <w:pPr>
               <w:pStyle w:val="Compact"/>
-              <w:jc w:val="left"/>
+              <w:jc w:val="center"/>
             </w:pPr>
             <w:r>
               <w:rPr>
@@ -6839,7 +7167,7 @@
           <w:p>
             <w:pPr>
               <w:pStyle w:val="Compact"/>
-              <w:jc w:val="left"/>
+              <w:jc w:val="center"/>
             </w:pPr>
             <w:r>
               <w:rPr>
@@ -6855,7 +7183,7 @@
           <w:p>
             <w:pPr>
               <w:pStyle w:val="Compact"/>
-              <w:jc w:val="left"/>
+              <w:jc w:val="center"/>
             </w:pPr>
             <w:r>
               <w:rPr>
@@ -6873,7 +7201,7 @@
           <w:p>
             <w:pPr>
               <w:pStyle w:val="Compact"/>
-              <w:jc w:val="left"/>
+              <w:jc w:val="center"/>
             </w:pPr>
             <w:r>
               <w:rPr>
@@ -6890,7 +7218,7 @@
           <w:p>
             <w:pPr>
               <w:pStyle w:val="Compact"/>
-              <w:jc w:val="left"/>
+              <w:jc w:val="center"/>
             </w:pPr>
             <w:r>
               <w:rPr>
@@ -6911,7 +7239,7 @@
           <w:p>
             <w:pPr>
               <w:pStyle w:val="Compact"/>
-              <w:jc w:val="left"/>
+              <w:jc w:val="center"/>
             </w:pPr>
             <w:r>
               <w:rPr>
@@ -6950,7 +7278,7 @@
           <w:p>
             <w:pPr>
               <w:pStyle w:val="Compact"/>
-              <w:jc w:val="left"/>
+              <w:jc w:val="center"/>
             </w:pPr>
             <w:r>
               <w:rPr>
@@ -6967,7 +7295,7 @@
           <w:p>
             <w:pPr>
               <w:pStyle w:val="Compact"/>
-              <w:jc w:val="left"/>
+              <w:jc w:val="center"/>
             </w:pPr>
             <w:r>
               <w:rPr>
@@ -6984,7 +7312,7 @@
           <w:p>
             <w:pPr>
               <w:pStyle w:val="Compact"/>
-              <w:jc w:val="left"/>
+              <w:jc w:val="center"/>
             </w:pPr>
             <w:r>
               <w:rPr>
@@ -7005,7 +7333,7 @@
           <w:p>
             <w:pPr>
               <w:pStyle w:val="Compact"/>
-              <w:jc w:val="left"/>
+              <w:jc w:val="center"/>
             </w:pPr>
             <w:r>
               <w:rPr>
@@ -7032,7 +7360,7 @@
           <w:p>
             <w:pPr>
               <w:pStyle w:val="Compact"/>
-              <w:jc w:val="left"/>
+              <w:jc w:val="center"/>
             </w:pPr>
             <w:r>
               <w:rPr>
@@ -7049,7 +7377,7 @@
           <w:p>
             <w:pPr>
               <w:pStyle w:val="Compact"/>
-              <w:jc w:val="left"/>
+              <w:jc w:val="center"/>
             </w:pPr>
             <w:r>
               <w:rPr>
@@ -7066,7 +7394,7 @@
           <w:p>
             <w:pPr>
               <w:pStyle w:val="Compact"/>
-              <w:jc w:val="left"/>
+              <w:jc w:val="center"/>
             </w:pPr>
             <w:r>
               <w:rPr>
@@ -7081,7 +7409,7 @@
           <w:p>
             <w:pPr>
               <w:pStyle w:val="Compact"/>
-              <w:jc w:val="left"/>
+              <w:jc w:val="center"/>
             </w:pPr>
             <w:r>
               <w:rPr>
@@ -7096,7 +7424,7 @@
           <w:p>
             <w:pPr>
               <w:pStyle w:val="Compact"/>
-              <w:jc w:val="left"/>
+              <w:jc w:val="center"/>
             </w:pPr>
             <w:r>
               <w:rPr>
@@ -7242,8 +7570,8 @@
         </w:pict>
       </w:r>
     </w:p>
-    <w:bookmarkEnd w:id="25"/>
-    <w:bookmarkStart w:id="26" w:name="分子间作用力决定物理性质"/>
+    <w:bookmarkEnd w:id="40"/>
+    <w:bookmarkStart w:id="47" w:name="分子间作用力决定物理性质"/>
     <w:p>
       <w:pPr>
         <w:pStyle w:val="Heading3"/>
@@ -7315,7 +7643,7 @@
           <w:p>
             <w:pPr>
               <w:pStyle w:val="Compact"/>
-              <w:jc w:val="left"/>
+              <w:jc w:val="center"/>
             </w:pPr>
             <w:r>
               <w:rPr>
@@ -7331,7 +7659,7 @@
           <w:p>
             <w:pPr>
               <w:pStyle w:val="Compact"/>
-              <w:jc w:val="left"/>
+              <w:jc w:val="center"/>
             </w:pPr>
             <w:r>
               <w:rPr>
@@ -7363,7 +7691,7 @@
           <w:p>
             <w:pPr>
               <w:pStyle w:val="Compact"/>
-              <w:jc w:val="left"/>
+              <w:jc w:val="center"/>
             </w:pPr>
             <w:r>
               <w:rPr>
@@ -7379,7 +7707,7 @@
           <w:p>
             <w:pPr>
               <w:pStyle w:val="Compact"/>
-              <w:jc w:val="left"/>
+              <w:jc w:val="center"/>
             </w:pPr>
             <w:r>
               <w:rPr>
@@ -7397,7 +7725,7 @@
           <w:p>
             <w:pPr>
               <w:pStyle w:val="Compact"/>
-              <w:jc w:val="left"/>
+              <w:jc w:val="center"/>
             </w:pPr>
             <w:r>
               <w:rPr>
@@ -7414,7 +7742,7 @@
           <w:p>
             <w:pPr>
               <w:pStyle w:val="Compact"/>
-              <w:jc w:val="left"/>
+              <w:jc w:val="center"/>
             </w:pPr>
             <w:r>
               <w:rPr>
@@ -7444,7 +7772,7 @@
           <w:p>
             <w:pPr>
               <w:pStyle w:val="Compact"/>
-              <w:jc w:val="left"/>
+              <w:jc w:val="center"/>
             </w:pPr>
             <w:r>
               <w:rPr>
@@ -7459,7 +7787,7 @@
           <w:p>
             <w:pPr>
               <w:pStyle w:val="Compact"/>
-              <w:jc w:val="left"/>
+              <w:jc w:val="center"/>
             </w:pPr>
             <w:r>
               <w:rPr>
@@ -7476,7 +7804,7 @@
           <w:p>
             <w:pPr>
               <w:pStyle w:val="Compact"/>
-              <w:jc w:val="left"/>
+              <w:jc w:val="center"/>
             </w:pPr>
             <w:r>
               <w:rPr>
@@ -7493,7 +7821,7 @@
           <w:p>
             <w:pPr>
               <w:pStyle w:val="Compact"/>
-              <w:jc w:val="left"/>
+              <w:jc w:val="center"/>
             </w:pPr>
             <w:r>
               <w:rPr>
@@ -7523,7 +7851,7 @@
           <w:p>
             <w:pPr>
               <w:pStyle w:val="Compact"/>
-              <w:jc w:val="left"/>
+              <w:jc w:val="center"/>
             </w:pPr>
             <w:r>
               <w:rPr>
@@ -7538,7 +7866,7 @@
           <w:p>
             <w:pPr>
               <w:pStyle w:val="Compact"/>
-              <w:jc w:val="left"/>
+              <w:jc w:val="center"/>
             </w:pPr>
             <w:r>
               <w:rPr>
@@ -7561,7 +7889,7 @@
           <w:p>
             <w:pPr>
               <w:pStyle w:val="Compact"/>
-              <w:jc w:val="left"/>
+              <w:jc w:val="center"/>
             </w:pPr>
             <w:r>
               <w:rPr>
@@ -7578,7 +7906,7 @@
           <w:p>
             <w:pPr>
               <w:pStyle w:val="Compact"/>
-              <w:jc w:val="left"/>
+              <w:jc w:val="center"/>
             </w:pPr>
             <w:r>
               <w:rPr>
@@ -7608,7 +7936,7 @@
           <w:p>
             <w:pPr>
               <w:pStyle w:val="Compact"/>
-              <w:jc w:val="left"/>
+              <w:jc w:val="center"/>
             </w:pPr>
             <w:r>
               <w:rPr>
@@ -7623,7 +7951,7 @@
           <w:p>
             <w:pPr>
               <w:pStyle w:val="Compact"/>
-              <w:jc w:val="left"/>
+              <w:jc w:val="center"/>
             </w:pPr>
             <w:r>
               <w:rPr>
@@ -7640,7 +7968,7 @@
           <w:p>
             <w:pPr>
               <w:pStyle w:val="Compact"/>
-              <w:jc w:val="left"/>
+              <w:jc w:val="center"/>
             </w:pPr>
             <w:r>
               <w:rPr>
@@ -7657,7 +7985,7 @@
           <w:p>
             <w:pPr>
               <w:pStyle w:val="Compact"/>
-              <w:jc w:val="left"/>
+              <w:jc w:val="center"/>
             </w:pPr>
             <w:r>
               <w:rPr>
@@ -7699,7 +8027,7 @@
           <w:p>
             <w:pPr>
               <w:pStyle w:val="Compact"/>
-              <w:jc w:val="left"/>
+              <w:jc w:val="center"/>
             </w:pPr>
             <w:r>
               <w:rPr>
@@ -7726,7 +8054,7 @@
           <w:p>
             <w:pPr>
               <w:pStyle w:val="Compact"/>
-              <w:jc w:val="left"/>
+              <w:jc w:val="center"/>
             </w:pPr>
             <w:r>
               <w:rPr>
@@ -7743,12 +8071,6 @@
         <w:pStyle w:val="BlockText"/>
       </w:pPr>
       <w:r>
-        <w:t xml:space="preserve">⚠️</w:t>
-      </w:r>
-      <w:r>
-        <w:t xml:space="preserve"> </w:t>
-      </w:r>
-      <w:r>
         <w:rPr>
           <w:rFonts w:hint="eastAsia" w:eastAsia="SimSun" w:ascii="Times New Roman" w:hAnsi="Times New Roman"/>
           <w:b/>
@@ -7843,51 +8165,108 @@
     <w:p>
       <w:pPr>
         <w:pStyle w:val="FirstParagraph"/>
-      </w:pPr>
-      <w:r>
-        <w:rPr>
-          <w:rFonts w:hint="eastAsia" w:eastAsia="SimSun" w:ascii="Times New Roman" w:hAnsi="Times New Roman"/>
-        </w:rPr>
-        <w:t xml:space="preserve">!分子间作用力示意图</w:t>
-      </w:r>
-      <w:r>
+        <w:jc w:val="center"/>
+      </w:pPr>
+      <w:r>
+        <w:rPr>
+          <w:b w:val="0"/>
+          <w:i w:val="0"/>
+          <w:sz w:val="21"/>
+        </w:rPr>
+        <w:drawing>
+          <wp:inline>
+            <wp:extent cx="5334000" cy="2829182"/>
+            <wp:effectExtent b="0" l="0" r="0" t="0"/>
+            <wp:docPr descr="分子间作用力示意图" title="" id="42" name="Picture"/>
+            <a:graphic>
+              <a:graphicData uri="http://schemas.openxmlformats.org/drawingml/2006/picture">
+                <pic:pic>
+                  <pic:nvPicPr>
+                    <pic:cNvPr descr="media/12-26-orientation-induction-intermolecular-forces.jpg" id="43" name="Picture"/>
+                    <pic:cNvPicPr>
+                      <a:picLocks noChangeArrowheads="1" noChangeAspect="1"/>
+                    </pic:cNvPicPr>
+                  </pic:nvPicPr>
+                  <pic:blipFill>
+                    <a:blip r:embed="rId41"/>
+                    <a:stretch>
+                      <a:fillRect/>
+                    </a:stretch>
+                  </pic:blipFill>
+                  <pic:spPr bwMode="auto">
+                    <a:xfrm>
+                      <a:off x="0" y="0"/>
+                      <a:ext cx="5334000" cy="2829182"/>
+                    </a:xfrm>
+                    <a:prstGeom prst="rect">
+                      <a:avLst/>
+                    </a:prstGeom>
+                    <a:noFill/>
+                    <a:ln w="9525">
+                      <a:noFill/>
+                      <a:headEnd/>
+                      <a:tailEnd/>
+                    </a:ln>
+                  </pic:spPr>
+                </pic:pic>
+              </a:graphicData>
+            </a:graphic>
+          </wp:inline>
+        </w:drawing>
+      </w:r>
+      <w:r>
+        <w:rPr>
+          <w:b w:val="0"/>
+          <w:i w:val="0"/>
+          <w:sz w:val="21"/>
+        </w:rPr>
         <w:t xml:space="preserve"> </w:t>
       </w:r>
       <w:r>
         <w:rPr>
-          <w:rFonts w:hint="eastAsia" w:eastAsia="SimSun" w:ascii="Times New Roman" w:hAnsi="Times New Roman"/>
-          <w:i/>
+          <w:rFonts w:hint="eastAsia" w:eastAsia="FangSong" w:ascii="Times New Roman" w:hAnsi="Times New Roman"/>
+          <w:b w:val="0"/>
+          <w:i w:val="0"/>
           <w:iCs/>
+          <w:sz w:val="21"/>
         </w:rPr>
         <w:t xml:space="preserve">图</w:t>
       </w:r>
       <w:r>
         <w:rPr>
-          <w:i/>
+          <w:b w:val="0"/>
+          <w:i w:val="0"/>
           <w:iCs/>
+          <w:sz w:val="21"/>
         </w:rPr>
         <w:t xml:space="preserve"> </w:t>
       </w:r>
       <w:r>
         <w:rPr>
-          <w:rFonts w:hint="eastAsia" w:eastAsia="SimSun" w:ascii="Times New Roman" w:hAnsi="Times New Roman"/>
-          <w:i/>
+          <w:rFonts w:hint="eastAsia" w:eastAsia="FangSong" w:ascii="Times New Roman" w:hAnsi="Times New Roman"/>
+          <w:b w:val="0"/>
+          <w:i w:val="0"/>
           <w:iCs/>
+          <w:sz w:val="21"/>
         </w:rPr>
         <w:t xml:space="preserve">取向力和诱导力的产生——左(a)：极性分子相互作用（取向力）；右(b)：极性分子与非极性分子相互作用（诱导力）。分子间作用力的三种成分（取向力、诱导力、色散力）在不同分子体系中占比不同，共同决定物质的熔沸点、溶解度等物理性质（普化原理第4版</w:t>
       </w:r>
       <w:r>
         <w:rPr>
-          <w:i/>
+          <w:b w:val="0"/>
+          <w:i w:val="0"/>
           <w:iCs/>
+          <w:sz w:val="21"/>
         </w:rPr>
         <w:t xml:space="preserve"> </w:t>
       </w:r>
       <w:r>
         <w:rPr>
-          <w:rFonts w:hint="eastAsia" w:eastAsia="SimSun" w:ascii="Times New Roman" w:hAnsi="Times New Roman"/>
-          <w:i/>
+          <w:rFonts w:hint="eastAsia" w:eastAsia="FangSong" w:ascii="Times New Roman" w:hAnsi="Times New Roman"/>
+          <w:b w:val="0"/>
+          <w:i w:val="0"/>
           <w:iCs/>
+          <w:sz w:val="21"/>
         </w:rPr>
         <w:t xml:space="preserve">图12.26）</w:t>
       </w:r>
@@ -7895,66 +8274,127 @@
     <w:p>
       <w:pPr>
         <w:pStyle w:val="BodyText"/>
-      </w:pPr>
-      <w:r>
-        <w:rPr>
-          <w:rFonts w:hint="eastAsia" w:eastAsia="SimSun" w:ascii="Times New Roman" w:hAnsi="Times New Roman"/>
-        </w:rPr>
-        <w:t xml:space="preserve">!VA、VA、VIA族元素氢化物熔沸点变化</w:t>
-      </w:r>
-      <w:r>
+        <w:jc w:val="center"/>
+      </w:pPr>
+      <w:r>
+        <w:rPr>
+          <w:b w:val="0"/>
+          <w:i w:val="0"/>
+          <w:sz w:val="21"/>
+        </w:rPr>
+        <w:drawing>
+          <wp:inline>
+            <wp:extent cx="5334000" cy="4684404"/>
+            <wp:effectExtent b="0" l="0" r="0" t="0"/>
+            <wp:docPr descr="VA、VA、VIA族元素氢化物熔沸点变化" title="" id="45" name="Picture"/>
+            <a:graphic>
+              <a:graphicData uri="http://schemas.openxmlformats.org/drawingml/2006/picture">
+                <pic:pic>
+                  <pic:nvPicPr>
+                    <pic:cNvPr descr="media/12-30-hydride-boiling-point-anomaly-h2o-nh3-hf.jpg" id="46" name="Picture"/>
+                    <pic:cNvPicPr>
+                      <a:picLocks noChangeArrowheads="1" noChangeAspect="1"/>
+                    </pic:cNvPicPr>
+                  </pic:nvPicPr>
+                  <pic:blipFill>
+                    <a:blip r:embed="rId44"/>
+                    <a:stretch>
+                      <a:fillRect/>
+                    </a:stretch>
+                  </pic:blipFill>
+                  <pic:spPr bwMode="auto">
+                    <a:xfrm>
+                      <a:off x="0" y="0"/>
+                      <a:ext cx="5334000" cy="4684404"/>
+                    </a:xfrm>
+                    <a:prstGeom prst="rect">
+                      <a:avLst/>
+                    </a:prstGeom>
+                    <a:noFill/>
+                    <a:ln w="9525">
+                      <a:noFill/>
+                      <a:headEnd/>
+                      <a:tailEnd/>
+                    </a:ln>
+                  </pic:spPr>
+                </pic:pic>
+              </a:graphicData>
+            </a:graphic>
+          </wp:inline>
+        </w:drawing>
+      </w:r>
+      <w:r>
+        <w:rPr>
+          <w:b w:val="0"/>
+          <w:i w:val="0"/>
+          <w:sz w:val="21"/>
+        </w:rPr>
         <w:t xml:space="preserve"> </w:t>
       </w:r>
       <w:r>
         <w:rPr>
-          <w:rFonts w:hint="eastAsia" w:eastAsia="SimSun" w:ascii="Times New Roman" w:hAnsi="Times New Roman"/>
-          <w:i/>
+          <w:rFonts w:hint="eastAsia" w:eastAsia="FangSong" w:ascii="Times New Roman" w:hAnsi="Times New Roman"/>
+          <w:b w:val="0"/>
+          <w:i w:val="0"/>
           <w:iCs/>
+          <w:sz w:val="21"/>
         </w:rPr>
         <w:t xml:space="preserve">图</w:t>
       </w:r>
       <w:r>
         <w:rPr>
-          <w:i/>
+          <w:b w:val="0"/>
+          <w:i w:val="0"/>
           <w:iCs/>
+          <w:sz w:val="21"/>
         </w:rPr>
         <w:t xml:space="preserve"> </w:t>
       </w:r>
       <w:r>
         <w:rPr>
-          <w:rFonts w:hint="eastAsia" w:eastAsia="SimSun" w:ascii="Times New Roman" w:hAnsi="Times New Roman"/>
-          <w:i/>
+          <w:rFonts w:hint="eastAsia" w:eastAsia="FangSong" w:ascii="Times New Roman" w:hAnsi="Times New Roman"/>
+          <w:b w:val="0"/>
+          <w:i w:val="0"/>
           <w:iCs/>
+          <w:sz w:val="21"/>
         </w:rPr>
         <w:t xml:space="preserve">氢化物熔点(a)与沸点(b)变化——H₂O、NH₃、HF</w:t>
       </w:r>
       <w:r>
         <w:rPr>
-          <w:i/>
+          <w:b w:val="0"/>
+          <w:i w:val="0"/>
           <w:iCs/>
+          <w:sz w:val="21"/>
         </w:rPr>
         <w:t xml:space="preserve"> </w:t>
       </w:r>
       <w:r>
         <w:rPr>
-          <w:rFonts w:hint="eastAsia" w:eastAsia="SimSun" w:ascii="Times New Roman" w:hAnsi="Times New Roman"/>
-          <w:i/>
+          <w:rFonts w:hint="eastAsia" w:eastAsia="FangSong" w:ascii="Times New Roman" w:hAnsi="Times New Roman"/>
+          <w:b w:val="0"/>
+          <w:i w:val="0"/>
           <w:iCs/>
+          <w:sz w:val="21"/>
         </w:rPr>
         <w:t xml:space="preserve">因分子间氢键的存在，熔沸点显著高于同族其他氢化物（反常升高），是判断分子间是否存在氢键的重要实验依据（普化原理第4版</w:t>
       </w:r>
       <w:r>
         <w:rPr>
-          <w:i/>
+          <w:b w:val="0"/>
+          <w:i w:val="0"/>
           <w:iCs/>
+          <w:sz w:val="21"/>
         </w:rPr>
         <w:t xml:space="preserve"> </w:t>
       </w:r>
       <w:r>
         <w:rPr>
-          <w:rFonts w:hint="eastAsia" w:eastAsia="SimSun" w:ascii="Times New Roman" w:hAnsi="Times New Roman"/>
-          <w:i/>
+          <w:rFonts w:hint="eastAsia" w:eastAsia="FangSong" w:ascii="Times New Roman" w:hAnsi="Times New Roman"/>
+          <w:b w:val="0"/>
+          <w:i w:val="0"/>
           <w:iCs/>
+          <w:sz w:val="21"/>
         </w:rPr>
         <w:t xml:space="preserve">图12.30）</w:t>
       </w:r>
@@ -7966,9 +8406,9 @@
         </w:pict>
       </w:r>
     </w:p>
-    <w:bookmarkEnd w:id="26"/>
-    <w:bookmarkEnd w:id="27"/>
-    <w:bookmarkStart w:id="31" w:name="三典型例题"/>
+    <w:bookmarkEnd w:id="47"/>
+    <w:bookmarkEnd w:id="48"/>
+    <w:bookmarkStart w:id="52" w:name="三典型例题"/>
     <w:p>
       <w:pPr>
         <w:pStyle w:val="Heading2"/>
@@ -7980,7 +8420,7 @@
         <w:t xml:space="preserve">三、典型例题</w:t>
       </w:r>
     </w:p>
-    <w:bookmarkStart w:id="28" w:name="例-1-lewis-结构形式电荷"/>
+    <w:bookmarkStart w:id="49" w:name="例-1-lewis-结构形式电荷"/>
     <w:p>
       <w:pPr>
         <w:pStyle w:val="Heading3"/>
@@ -8357,8 +8797,8 @@
         </w:pict>
       </w:r>
     </w:p>
-    <w:bookmarkEnd w:id="28"/>
-    <w:bookmarkStart w:id="29" w:name="例-2-vsepr-杂化"/>
+    <w:bookmarkEnd w:id="49"/>
+    <w:bookmarkStart w:id="50" w:name="例-2-vsepr-杂化"/>
     <w:p>
       <w:pPr>
         <w:pStyle w:val="Heading3"/>
@@ -8491,7 +8931,7 @@
           <w:p>
             <w:pPr>
               <w:pStyle w:val="Compact"/>
-              <w:jc w:val="left"/>
+              <w:jc w:val="center"/>
             </w:pPr>
             <w:r>
               <w:rPr>
@@ -8555,7 +8995,7 @@
           <w:p>
             <w:pPr>
               <w:pStyle w:val="Compact"/>
-              <w:jc w:val="left"/>
+              <w:jc w:val="center"/>
             </w:pPr>
             <w:r>
               <w:rPr>
@@ -8571,7 +9011,7 @@
           <w:p>
             <w:pPr>
               <w:pStyle w:val="Compact"/>
-              <w:jc w:val="left"/>
+              <w:jc w:val="center"/>
             </w:pPr>
             <w:r>
               <w:rPr>
@@ -8605,7 +9045,7 @@
           <w:p>
             <w:pPr>
               <w:pStyle w:val="Compact"/>
-              <w:jc w:val="left"/>
+              <w:jc w:val="center"/>
             </w:pPr>
             <w:r>
               <w:rPr>
@@ -8671,7 +9111,7 @@
           <w:p>
             <w:pPr>
               <w:pStyle w:val="Compact"/>
-              <w:jc w:val="left"/>
+              <w:jc w:val="center"/>
             </w:pPr>
             <w:r>
               <w:rPr>
@@ -8686,7 +9126,7 @@
           <w:p>
             <w:pPr>
               <w:pStyle w:val="Compact"/>
-              <w:jc w:val="left"/>
+              <w:jc w:val="center"/>
             </w:pPr>
             <w:r>
               <w:rPr>
@@ -8718,7 +9158,7 @@
           <w:p>
             <w:pPr>
               <w:pStyle w:val="Compact"/>
-              <w:jc w:val="left"/>
+              <w:jc w:val="center"/>
             </w:pPr>
             <w:r>
               <w:rPr>
@@ -8784,7 +9224,7 @@
           <w:p>
             <w:pPr>
               <w:pStyle w:val="Compact"/>
-              <w:jc w:val="left"/>
+              <w:jc w:val="center"/>
             </w:pPr>
             <w:r>
               <w:rPr>
@@ -8799,7 +9239,7 @@
           <w:p>
             <w:pPr>
               <w:pStyle w:val="Compact"/>
-              <w:jc w:val="left"/>
+              <w:jc w:val="center"/>
             </w:pPr>
             <w:r>
               <w:rPr>
@@ -8831,7 +9271,7 @@
           <w:p>
             <w:pPr>
               <w:pStyle w:val="Compact"/>
-              <w:jc w:val="left"/>
+              <w:jc w:val="center"/>
             </w:pPr>
             <w:r>
               <w:rPr>
@@ -8897,7 +9337,7 @@
           <w:p>
             <w:pPr>
               <w:pStyle w:val="Compact"/>
-              <w:jc w:val="left"/>
+              <w:jc w:val="center"/>
             </w:pPr>
             <w:r>
               <w:rPr>
@@ -8912,7 +9352,7 @@
           <w:p>
             <w:pPr>
               <w:pStyle w:val="Compact"/>
-              <w:jc w:val="left"/>
+              <w:jc w:val="center"/>
             </w:pPr>
             <w:r>
               <w:rPr>
@@ -8974,8 +9414,8 @@
         </w:pict>
       </w:r>
     </w:p>
-    <w:bookmarkEnd w:id="29"/>
-    <w:bookmarkStart w:id="30" w:name="例-3-mo-磁性判断"/>
+    <w:bookmarkEnd w:id="50"/>
+    <w:bookmarkStart w:id="51" w:name="例-3-mo-磁性判断"/>
     <w:p>
       <w:pPr>
         <w:pStyle w:val="Heading3"/>
@@ -9340,9 +9780,9 @@
         </w:pict>
       </w:r>
     </w:p>
-    <w:bookmarkEnd w:id="30"/>
-    <w:bookmarkEnd w:id="31"/>
-    <w:bookmarkStart w:id="35" w:name="四拓展与联系"/>
+    <w:bookmarkEnd w:id="51"/>
+    <w:bookmarkEnd w:id="52"/>
+    <w:bookmarkStart w:id="56" w:name="四拓展与联系"/>
     <w:p>
       <w:pPr>
         <w:pStyle w:val="Heading2"/>
@@ -9354,7 +9794,7 @@
         <w:t xml:space="preserve">四、拓展与联系</w:t>
       </w:r>
     </w:p>
-    <w:bookmarkStart w:id="32" w:name="与竞赛真题的对接"/>
+    <w:bookmarkStart w:id="53" w:name="与竞赛真题的对接"/>
     <w:p>
       <w:pPr>
         <w:pStyle w:val="Heading3"/>
@@ -9420,7 +9860,7 @@
           <w:p>
             <w:pPr>
               <w:pStyle w:val="Compact"/>
-              <w:jc w:val="left"/>
+              <w:jc w:val="center"/>
             </w:pPr>
             <w:r>
               <w:rPr>
@@ -9452,7 +9892,7 @@
           <w:p>
             <w:pPr>
               <w:pStyle w:val="Compact"/>
-              <w:jc w:val="left"/>
+              <w:jc w:val="center"/>
             </w:pPr>
             <w:r>
               <w:rPr>
@@ -9470,7 +9910,7 @@
           <w:p>
             <w:pPr>
               <w:pStyle w:val="Compact"/>
-              <w:jc w:val="left"/>
+              <w:jc w:val="center"/>
             </w:pPr>
             <w:r>
               <w:rPr>
@@ -9518,7 +9958,7 @@
           <w:p>
             <w:pPr>
               <w:pStyle w:val="Compact"/>
-              <w:jc w:val="left"/>
+              <w:jc w:val="center"/>
             </w:pPr>
             <w:r>
               <w:rPr>
@@ -9559,7 +9999,7 @@
           <w:p>
             <w:pPr>
               <w:pStyle w:val="Compact"/>
-              <w:jc w:val="left"/>
+              <w:jc w:val="center"/>
             </w:pPr>
             <w:r>
               <w:rPr>
@@ -9607,7 +10047,7 @@
           <w:p>
             <w:pPr>
               <w:pStyle w:val="Compact"/>
-              <w:jc w:val="left"/>
+              <w:jc w:val="center"/>
             </w:pPr>
             <w:r>
               <w:rPr>
@@ -9660,7 +10100,7 @@
           <w:p>
             <w:pPr>
               <w:pStyle w:val="Compact"/>
-              <w:jc w:val="left"/>
+              <w:jc w:val="center"/>
             </w:pPr>
             <w:r>
               <w:rPr>
@@ -9708,7 +10148,7 @@
           <w:p>
             <w:pPr>
               <w:pStyle w:val="Compact"/>
-              <w:jc w:val="left"/>
+              <w:jc w:val="center"/>
             </w:pPr>
             <w:r>
               <w:rPr>
@@ -9749,7 +10189,7 @@
           <w:p>
             <w:pPr>
               <w:pStyle w:val="Compact"/>
-              <w:jc w:val="left"/>
+              <w:jc w:val="center"/>
             </w:pPr>
             <w:r>
               <w:rPr>
@@ -9791,7 +10231,7 @@
           <w:p>
             <w:pPr>
               <w:pStyle w:val="Compact"/>
-              <w:jc w:val="left"/>
+              <w:jc w:val="center"/>
             </w:pPr>
             <w:r>
               <w:rPr>
@@ -9827,8 +10267,8 @@
         </w:tc>
       </w:tr>
     </w:tbl>
-    <w:bookmarkEnd w:id="32"/>
-    <w:bookmarkStart w:id="33" w:name="跨专题联系"/>
+    <w:bookmarkEnd w:id="53"/>
+    <w:bookmarkStart w:id="54" w:name="跨专题联系"/>
     <w:p>
       <w:pPr>
         <w:pStyle w:val="Heading3"/>
@@ -9957,8 +10397,8 @@
         <w:t xml:space="preserve">元素推断（结构→逆向推断元素）</w:t>
       </w:r>
     </w:p>
-    <w:bookmarkEnd w:id="33"/>
-    <w:bookmarkStart w:id="34" w:name="深化方向后续轮次展开"/>
+    <w:bookmarkEnd w:id="54"/>
+    <w:bookmarkStart w:id="55" w:name="深化方向后续轮次展开"/>
     <w:p>
       <w:pPr>
         <w:pStyle w:val="Heading3"/>
@@ -10169,9 +10609,9 @@
         </w:pict>
       </w:r>
     </w:p>
-    <w:bookmarkEnd w:id="34"/>
-    <w:bookmarkEnd w:id="35"/>
-    <w:bookmarkStart w:id="36" w:name="五本节总结-速查"/>
+    <w:bookmarkEnd w:id="55"/>
+    <w:bookmarkEnd w:id="56"/>
+    <w:bookmarkStart w:id="57" w:name="五本节总结-速查"/>
     <w:p>
       <w:pPr>
         <w:pStyle w:val="Heading2"/>
@@ -10214,7 +10654,7 @@
           <w:p>
             <w:pPr>
               <w:pStyle w:val="Compact"/>
-              <w:jc w:val="left"/>
+              <w:jc w:val="center"/>
             </w:pPr>
             <w:r>
               <w:rPr>
@@ -10230,7 +10670,7 @@
           <w:p>
             <w:pPr>
               <w:pStyle w:val="Compact"/>
-              <w:jc w:val="left"/>
+              <w:jc w:val="center"/>
             </w:pPr>
             <w:r>
               <w:rPr>
@@ -10246,7 +10686,7 @@
           <w:p>
             <w:pPr>
               <w:pStyle w:val="Compact"/>
-              <w:jc w:val="left"/>
+              <w:jc w:val="center"/>
             </w:pPr>
             <w:r>
               <w:rPr>
@@ -10262,7 +10702,7 @@
           <w:p>
             <w:pPr>
               <w:pStyle w:val="Compact"/>
-              <w:jc w:val="left"/>
+              <w:jc w:val="center"/>
             </w:pPr>
             <w:r>
               <w:rPr>
@@ -10280,7 +10720,7 @@
           <w:p>
             <w:pPr>
               <w:pStyle w:val="Compact"/>
-              <w:jc w:val="left"/>
+              <w:jc w:val="center"/>
             </w:pPr>
             <w:r>
               <w:rPr>
@@ -10305,7 +10745,7 @@
           <w:p>
             <w:pPr>
               <w:pStyle w:val="Compact"/>
-              <w:jc w:val="left"/>
+              <w:jc w:val="center"/>
             </w:pPr>
             <w:r>
               <w:rPr>
@@ -10356,7 +10796,7 @@
           <w:p>
             <w:pPr>
               <w:pStyle w:val="Compact"/>
-              <w:jc w:val="left"/>
+              <w:jc w:val="center"/>
             </w:pPr>
             <w:r>
               <w:rPr>
@@ -10371,7 +10811,7 @@
           <w:p>
             <w:pPr>
               <w:pStyle w:val="Compact"/>
-              <w:jc w:val="left"/>
+              <w:jc w:val="center"/>
             </w:pPr>
             <w:r>
               <w:rPr>
@@ -10388,7 +10828,7 @@
           <w:p>
             <w:pPr>
               <w:pStyle w:val="Compact"/>
-              <w:jc w:val="left"/>
+              <w:jc w:val="center"/>
             </w:pPr>
             <w:r>
               <w:rPr>
@@ -10405,7 +10845,7 @@
           <w:p>
             <w:pPr>
               <w:pStyle w:val="Compact"/>
-              <w:jc w:val="left"/>
+              <w:jc w:val="center"/>
             </w:pPr>
             <w:r>
               <w:rPr>
@@ -10420,7 +10860,7 @@
           <w:p>
             <w:pPr>
               <w:pStyle w:val="Compact"/>
-              <w:jc w:val="left"/>
+              <w:jc w:val="center"/>
             </w:pPr>
             <w:r>
               <w:rPr>
@@ -10435,7 +10875,7 @@
           <w:p>
             <w:pPr>
               <w:pStyle w:val="Compact"/>
-              <w:jc w:val="left"/>
+              <w:jc w:val="center"/>
             </w:pPr>
             <w:r>
               <w:rPr>
@@ -10464,7 +10904,7 @@
           <w:p>
             <w:pPr>
               <w:pStyle w:val="Compact"/>
-              <w:jc w:val="left"/>
+              <w:jc w:val="center"/>
             </w:pPr>
             <w:r>
               <w:rPr>
@@ -10481,7 +10921,7 @@
           <w:p>
             <w:pPr>
               <w:pStyle w:val="Compact"/>
-              <w:jc w:val="left"/>
+              <w:jc w:val="center"/>
             </w:pPr>
             <w:r>
               <w:rPr>
@@ -10496,7 +10936,7 @@
           <w:p>
             <w:pPr>
               <w:pStyle w:val="Compact"/>
-              <w:jc w:val="left"/>
+              <w:jc w:val="center"/>
             </w:pPr>
             <w:r>
               <w:rPr>
@@ -10511,7 +10951,7 @@
           <w:p>
             <w:pPr>
               <w:pStyle w:val="Compact"/>
-              <w:jc w:val="left"/>
+              <w:jc w:val="center"/>
             </w:pPr>
             <w:r>
               <w:rPr>
@@ -10528,7 +10968,7 @@
           <w:p>
             <w:pPr>
               <w:pStyle w:val="Compact"/>
-              <w:jc w:val="left"/>
+              <w:jc w:val="center"/>
             </w:pPr>
             <w:r>
               <w:rPr>
@@ -10553,7 +10993,7 @@
           <w:p>
             <w:pPr>
               <w:pStyle w:val="Compact"/>
-              <w:jc w:val="left"/>
+              <w:jc w:val="center"/>
             </w:pPr>
             <w:r>
               <w:rPr>
@@ -10580,7 +11020,7 @@
           <w:p>
             <w:pPr>
               <w:pStyle w:val="Compact"/>
-              <w:jc w:val="left"/>
+              <w:jc w:val="center"/>
             </w:pPr>
             <w:r>
               <w:rPr>
@@ -10595,7 +11035,7 @@
           <w:p>
             <w:pPr>
               <w:pStyle w:val="Compact"/>
-              <w:jc w:val="left"/>
+              <w:jc w:val="center"/>
             </w:pPr>
             <w:r>
               <w:rPr>
@@ -10636,7 +11076,7 @@
           <w:p>
             <w:pPr>
               <w:pStyle w:val="Compact"/>
-              <w:jc w:val="left"/>
+              <w:jc w:val="center"/>
             </w:pPr>
             <w:r>
               <w:rPr>
@@ -10653,7 +11093,7 @@
           <w:p>
             <w:pPr>
               <w:pStyle w:val="Compact"/>
-              <w:jc w:val="left"/>
+              <w:jc w:val="center"/>
             </w:pPr>
             <w:r>
               <w:rPr>
@@ -10668,7 +11108,7 @@
           <w:p>
             <w:pPr>
               <w:pStyle w:val="Compact"/>
-              <w:jc w:val="left"/>
+              <w:jc w:val="center"/>
             </w:pPr>
             <w:r>
               <w:rPr>
@@ -10683,7 +11123,7 @@
           <w:p>
             <w:pPr>
               <w:pStyle w:val="Compact"/>
-              <w:jc w:val="left"/>
+              <w:jc w:val="center"/>
             </w:pPr>
             <w:r>
               <w:rPr>
@@ -10702,8 +11142,8 @@
         </w:pict>
       </w:r>
     </w:p>
-    <w:bookmarkEnd w:id="36"/>
-    <w:bookmarkStart w:id="40" w:name="六练习题"/>
+    <w:bookmarkEnd w:id="57"/>
+    <w:bookmarkStart w:id="61" w:name="六练习题"/>
     <w:p>
       <w:pPr>
         <w:pStyle w:val="Heading2"/>
@@ -10715,7 +11155,7 @@
         <w:t xml:space="preserve">六、练习题</w:t>
       </w:r>
     </w:p>
-    <w:bookmarkStart w:id="37" w:name="基础巩固"/>
+    <w:bookmarkStart w:id="58" w:name="基础巩固"/>
     <w:p>
       <w:pPr>
         <w:pStyle w:val="Heading3"/>
@@ -10802,8 +11242,8 @@
         <w:t xml:space="preserve">判断下列分子哪些是极性分子：CH₄、NH₃、H₂O、BF₃、SO₂、CO₂</w:t>
       </w:r>
     </w:p>
-    <w:bookmarkEnd w:id="37"/>
-    <w:bookmarkStart w:id="38" w:name="提高训练"/>
+    <w:bookmarkEnd w:id="58"/>
+    <w:bookmarkStart w:id="59" w:name="提高训练"/>
     <w:p>
       <w:pPr>
         <w:pStyle w:val="Heading3"/>
@@ -10947,8 +11387,8 @@
         <w:t xml:space="preserve">的构型（提示：先算电子对数，再处理孤对位置）。</w:t>
       </w:r>
     </w:p>
-    <w:bookmarkEnd w:id="38"/>
-    <w:bookmarkStart w:id="39" w:name="挑战题"/>
+    <w:bookmarkEnd w:id="59"/>
+    <w:bookmarkStart w:id="60" w:name="挑战题"/>
     <w:p>
       <w:pPr>
         <w:pStyle w:val="Heading3"/>
@@ -11048,9 +11488,9 @@
         </w:pict>
       </w:r>
     </w:p>
-    <w:bookmarkEnd w:id="39"/>
-    <w:bookmarkEnd w:id="40"/>
-    <w:bookmarkStart w:id="41" w:name="七参考答案与提示"/>
+    <w:bookmarkEnd w:id="60"/>
+    <w:bookmarkEnd w:id="61"/>
+    <w:bookmarkStart w:id="62" w:name="七参考答案与提示"/>
     <w:p>
       <w:pPr>
         <w:pStyle w:val="Heading2"/>
@@ -11545,8 +11985,8 @@
         </w:pict>
       </w:r>
     </w:p>
-    <w:bookmarkEnd w:id="41"/>
-    <w:bookmarkStart w:id="42" w:name="八延伸阅读"/>
+    <w:bookmarkEnd w:id="62"/>
+    <w:bookmarkStart w:id="63" w:name="八延伸阅读"/>
     <w:p>
       <w:pPr>
         <w:pStyle w:val="Heading2"/>
@@ -11751,8 +12191,8 @@
         </w:pict>
       </w:r>
     </w:p>
-    <w:bookmarkEnd w:id="42"/>
-    <w:bookmarkEnd w:id="43"/>
+    <w:bookmarkEnd w:id="63"/>
+    <w:bookmarkEnd w:id="64"/>
     <w:sectPr>
       <w:footerReference w:type="default" r:id="rId9"/>
       <w:footnotePr>

--- a/06-学生侧材料/讲义/2026-06-23-共价键理论.docx
+++ b/06-学生侧材料/讲义/2026-06-23-共价键理论.docx
@@ -1530,8 +1530,15 @@
     </w:p>
     <w:p>
       <w:pPr>
-        <w:pStyle w:val="BlockText"/>
-      </w:pPr>
+        <w:pStyle w:val="BodyText"/>
+      </w:pPr>
+      <w:r>
+        <w:rPr>
+          <w:b/>
+          <w:bCs/>
+        </w:rPr>
+        <w:t xml:space="preserve">💡 </w:t>
+      </w:r>
       <w:r>
         <w:rPr>
           <w:rFonts w:hint="eastAsia" w:eastAsia="SimSun" w:ascii="Times New Roman" w:hAnsi="Times New Roman"/>
@@ -3185,8 +3192,14 @@
     </w:tbl>
     <w:p>
       <w:pPr>
-        <w:pStyle w:val="BlockText"/>
-      </w:pPr>
+        <w:pStyle w:val="BodyText"/>
+      </w:pPr>
+      <w:r>
+        <w:t xml:space="preserve">⚠️</w:t>
+      </w:r>
+      <w:r>
+        <w:t xml:space="preserve"> </w:t>
+      </w:r>
       <w:r>
         <w:rPr>
           <w:rFonts w:hint="eastAsia" w:eastAsia="SimSun" w:ascii="Times New Roman" w:hAnsi="Times New Roman"/>
@@ -3325,38 +3338,45 @@
     </w:p>
     <w:p>
       <w:pPr>
-        <w:pStyle w:val="BlockText"/>
-      </w:pPr>
-      <w:r>
-        <w:rPr>
-          <w:rFonts w:hint="eastAsia" w:eastAsia="SimSun" w:ascii="Times New Roman" w:hAnsi="Times New Roman"/>
+        <w:pStyle w:val="FirstParagraph"/>
+      </w:pPr>
+      <w:r>
+        <w:rPr>
           <w:b/>
           <w:bCs/>
         </w:rPr>
-        <w:t xml:space="preserve">多重键的处理</w:t>
-      </w:r>
-      <w:r>
-        <w:rPr>
-          <w:rFonts w:hint="eastAsia" w:eastAsia="SimSun" w:ascii="Times New Roman" w:hAnsi="Times New Roman"/>
-        </w:rPr>
-        <w:t xml:space="preserve">：多重键视为</w:t>
-      </w:r>
-      <w:r>
-        <w:t xml:space="preserve"> </w:t>
-      </w:r>
-      <w:r>
-        <w:rPr>
+        <w:t xml:space="preserve">💡 </w:t>
+      </w:r>
+      <w:r>
+        <w:rPr>
+          <w:rFonts w:hint="eastAsia" w:eastAsia="SimSun" w:ascii="Times New Roman" w:hAnsi="Times New Roman"/>
           <w:b/>
           <w:bCs/>
         </w:rPr>
-        <w:t xml:space="preserve">1 </w:t>
-      </w:r>
-      <w:r>
-        <w:rPr>
-          <w:rFonts w:hint="eastAsia" w:eastAsia="SimSun" w:ascii="Times New Roman" w:hAnsi="Times New Roman"/>
+        <w:t xml:space="preserve">多重键的处理</w:t>
+      </w:r>
+      <w:r>
+        <w:rPr>
+          <w:rFonts w:hint="eastAsia" w:eastAsia="SimSun" w:ascii="Times New Roman" w:hAnsi="Times New Roman"/>
+        </w:rPr>
+        <w:t xml:space="preserve">：多重键视为</w:t>
+      </w:r>
+      <w:r>
+        <w:t xml:space="preserve"> </w:t>
+      </w:r>
+      <w:r>
+        <w:rPr>
           <w:b/>
           <w:bCs/>
         </w:rPr>
+        <w:t xml:space="preserve">1 </w:t>
+      </w:r>
+      <w:r>
+        <w:rPr>
+          <w:rFonts w:hint="eastAsia" w:eastAsia="SimSun" w:ascii="Times New Roman" w:hAnsi="Times New Roman"/>
+          <w:b/>
+          <w:bCs/>
+        </w:rPr>
         <w:t xml:space="preserve">个电子对区域</w:t>
       </w:r>
       <w:r>
@@ -3413,7 +3433,7 @@
     </w:p>
     <w:p>
       <w:pPr>
-        <w:pStyle w:val="FirstParagraph"/>
+        <w:pStyle w:val="BodyText"/>
         <w:jc w:val="center"/>
       </w:pPr>
       <w:r>
@@ -5080,8 +5100,14 @@
     </w:p>
     <w:p>
       <w:pPr>
-        <w:pStyle w:val="BlockText"/>
-      </w:pPr>
+        <w:pStyle w:val="BodyText"/>
+      </w:pPr>
+      <w:r>
+        <w:t xml:space="preserve">⚠️</w:t>
+      </w:r>
+      <w:r>
+        <w:t xml:space="preserve"> </w:t>
+      </w:r>
       <w:r>
         <w:rPr>
           <w:rFonts w:hint="eastAsia" w:eastAsia="SimSun" w:ascii="Times New Roman" w:hAnsi="Times New Roman"/>
@@ -6345,8 +6371,14 @@
     </w:p>
     <w:p>
       <w:pPr>
-        <w:pStyle w:val="BlockText"/>
-      </w:pPr>
+        <w:pStyle w:val="FirstParagraph"/>
+      </w:pPr>
+      <w:r>
+        <w:t xml:space="preserve">⚠️</w:t>
+      </w:r>
+      <w:r>
+        <w:t xml:space="preserve"> </w:t>
+      </w:r>
       <w:r>
         <w:rPr>
           <w:rFonts w:hint="eastAsia" w:eastAsia="SimSun" w:ascii="Times New Roman" w:hAnsi="Times New Roman"/>
@@ -6460,7 +6492,7 @@
     </w:p>
     <w:p>
       <w:pPr>
-        <w:pStyle w:val="FirstParagraph"/>
+        <w:pStyle w:val="BodyText"/>
       </w:pPr>
       <w:r>
         <w:rPr>
@@ -7073,8 +7105,15 @@
     </w:tbl>
     <w:p>
       <w:pPr>
-        <w:pStyle w:val="BlockText"/>
-      </w:pPr>
+        <w:pStyle w:val="BodyText"/>
+      </w:pPr>
+      <w:r>
+        <w:rPr>
+          <w:b/>
+          <w:bCs/>
+        </w:rPr>
+        <w:t xml:space="preserve">💡 </w:t>
+      </w:r>
       <w:r>
         <w:rPr>
           <w:rFonts w:hint="eastAsia" w:eastAsia="SimSun" w:ascii="Times New Roman" w:hAnsi="Times New Roman"/>
@@ -8068,8 +8107,14 @@
     </w:tbl>
     <w:p>
       <w:pPr>
-        <w:pStyle w:val="BlockText"/>
-      </w:pPr>
+        <w:pStyle w:val="BodyText"/>
+      </w:pPr>
+      <w:r>
+        <w:t xml:space="preserve">⚠️</w:t>
+      </w:r>
+      <w:r>
+        <w:t xml:space="preserve"> </w:t>
+      </w:r>
       <w:r>
         <w:rPr>
           <w:rFonts w:hint="eastAsia" w:eastAsia="SimSun" w:ascii="Times New Roman" w:hAnsi="Times New Roman"/>
